--- a/sourse/с, с++/Операционные системы pintOS/Отчет1_Черникова.docx
+++ b/sourse/с, с++/Операционные системы pintOS/Отчет1_Черникова.docx
@@ -384,12 +384,6 @@
           <w:rFonts w:cs="Times New Roman"/>
         </w:rPr>
         <w:t>студент гр.</w:t>
-      </w:r>
-      <w:r>
-        <w:rPr>
-          <w:rFonts w:cs="Times New Roman"/>
-        </w:rPr>
-        <w:t xml:space="preserve"> 5131001/20003</w:t>
       </w:r>
       <w:r>
         <w:rPr>
@@ -1070,7 +1064,6 @@
                 <w:lang w:val="en-US" w:eastAsia="en-US"/>
               </w:rPr>
             </w:pPr>
-            <w:proofErr w:type="spellStart"/>
             <w:r>
               <w:rPr>
                 <w:rFonts w:ascii="Liberation Serif" w:eastAsia="Times New Roman" w:hAnsi="Liberation Serif" w:cs="Arial"/>
@@ -1078,7 +1071,6 @@
               </w:rPr>
               <w:t>timer_init</w:t>
             </w:r>
-            <w:proofErr w:type="spellEnd"/>
           </w:p>
         </w:tc>
         <w:tc>
@@ -1332,7 +1324,6 @@
                 <w:lang w:val="en-US" w:eastAsia="en-US"/>
               </w:rPr>
             </w:pPr>
-            <w:proofErr w:type="spellStart"/>
             <w:r>
               <w:rPr>
                 <w:rFonts w:ascii="Liberation Serif" w:eastAsia="Times New Roman" w:hAnsi="Liberation Serif" w:cs="Arial"/>
@@ -1340,7 +1331,6 @@
               </w:rPr>
               <w:t>timer_calibrate</w:t>
             </w:r>
-            <w:proofErr w:type="spellEnd"/>
           </w:p>
         </w:tc>
         <w:tc>
@@ -1443,23 +1433,7 @@
                 <w:rFonts w:ascii="Liberation Sans" w:eastAsia="Times New Roman" w:hAnsi="Liberation Sans" w:cs="Arial"/>
                 <w:lang w:val="en-US" w:eastAsia="en-US"/>
               </w:rPr>
-              <w:t xml:space="preserve">Calibrates </w:t>
-            </w:r>
-            <w:proofErr w:type="spellStart"/>
-            <w:r>
-              <w:rPr>
-                <w:rFonts w:ascii="Liberation Sans" w:eastAsia="Times New Roman" w:hAnsi="Liberation Sans" w:cs="Arial"/>
-                <w:lang w:val="en-US" w:eastAsia="en-US"/>
-              </w:rPr>
-              <w:t>loops_per_tick</w:t>
-            </w:r>
-            <w:proofErr w:type="spellEnd"/>
-            <w:r>
-              <w:rPr>
-                <w:rFonts w:ascii="Liberation Sans" w:eastAsia="Times New Roman" w:hAnsi="Liberation Sans" w:cs="Arial"/>
-                <w:lang w:val="en-US" w:eastAsia="en-US"/>
-              </w:rPr>
-              <w:t>, used to implement brief delays.</w:t>
+              <w:t>Calibrates loops_per_tick, used to implement brief delays.</w:t>
             </w:r>
           </w:p>
         </w:tc>
@@ -1628,7 +1602,6 @@
                 <w:lang w:val="en-US" w:eastAsia="en-US"/>
               </w:rPr>
             </w:pPr>
-            <w:proofErr w:type="spellStart"/>
             <w:r>
               <w:rPr>
                 <w:rFonts w:ascii="Liberation Serif" w:eastAsia="Times New Roman" w:hAnsi="Liberation Serif" w:cs="Arial"/>
@@ -1636,7 +1609,6 @@
               </w:rPr>
               <w:t>timer_ticks</w:t>
             </w:r>
-            <w:proofErr w:type="spellEnd"/>
           </w:p>
         </w:tc>
         <w:tc>
@@ -1854,7 +1826,6 @@
                 <w:lang w:val="en-US" w:eastAsia="en-US"/>
               </w:rPr>
             </w:pPr>
-            <w:proofErr w:type="spellStart"/>
             <w:r>
               <w:rPr>
                 <w:rFonts w:ascii="Liberation Serif" w:eastAsia="Times New Roman" w:hAnsi="Liberation Serif" w:cs="Arial"/>
@@ -1862,7 +1833,6 @@
               </w:rPr>
               <w:t>timer_elapsed</w:t>
             </w:r>
-            <w:proofErr w:type="spellEnd"/>
           </w:p>
         </w:tc>
         <w:tc>
@@ -1980,23 +1950,7 @@
                 <w:lang w:val="en-US" w:eastAsia="en-US"/>
               </w:rPr>
               <w:br/>
-              <w:t xml:space="preserve">should be a value once returned by </w:t>
-            </w:r>
-            <w:proofErr w:type="spellStart"/>
-            <w:r>
-              <w:rPr>
-                <w:rFonts w:ascii="Liberation Sans" w:eastAsia="Times New Roman" w:hAnsi="Liberation Sans" w:cs="Arial"/>
-                <w:lang w:val="en-US" w:eastAsia="en-US"/>
-              </w:rPr>
-              <w:t>timer_ticks</w:t>
-            </w:r>
-            <w:proofErr w:type="spellEnd"/>
-            <w:r>
-              <w:rPr>
-                <w:rFonts w:ascii="Liberation Sans" w:eastAsia="Times New Roman" w:hAnsi="Liberation Sans" w:cs="Arial"/>
-                <w:lang w:val="en-US" w:eastAsia="en-US"/>
-              </w:rPr>
-              <w:t>().</w:t>
+              <w:t>should be a value once returned by timer_ticks().</w:t>
             </w:r>
           </w:p>
         </w:tc>
@@ -2165,7 +2119,6 @@
                 <w:lang w:val="en-US" w:eastAsia="en-US"/>
               </w:rPr>
             </w:pPr>
-            <w:proofErr w:type="spellStart"/>
             <w:r>
               <w:rPr>
                 <w:rFonts w:ascii="Liberation Serif" w:eastAsia="Times New Roman" w:hAnsi="Liberation Serif" w:cs="Arial"/>
@@ -2173,7 +2126,6 @@
               </w:rPr>
               <w:t>timer_sleep</w:t>
             </w:r>
-            <w:proofErr w:type="spellEnd"/>
           </w:p>
         </w:tc>
         <w:tc>
@@ -2335,7 +2287,6 @@
               </w:rPr>
               <w:br/>
             </w:r>
-            <w:proofErr w:type="spellStart"/>
             <w:r>
               <w:rPr>
                 <w:rFonts w:ascii="Arial" w:eastAsia="Times New Roman" w:hAnsi="Arial" w:cs="Arial"/>
@@ -2343,77 +2294,7 @@
                 <w:szCs w:val="24"/>
                 <w:lang w:val="en-US" w:eastAsia="en-US"/>
               </w:rPr>
-              <w:t>Прерывания</w:t>
-            </w:r>
-            <w:proofErr w:type="spellEnd"/>
-            <w:r>
-              <w:rPr>
-                <w:rFonts w:ascii="Arial" w:eastAsia="Times New Roman" w:hAnsi="Arial" w:cs="Arial"/>
-                <w:sz w:val="24"/>
-                <w:szCs w:val="24"/>
-                <w:lang w:val="en-US" w:eastAsia="en-US"/>
-              </w:rPr>
-              <w:t xml:space="preserve"> </w:t>
-            </w:r>
-            <w:proofErr w:type="spellStart"/>
-            <w:r>
-              <w:rPr>
-                <w:rFonts w:ascii="Arial" w:eastAsia="Times New Roman" w:hAnsi="Arial" w:cs="Arial"/>
-                <w:sz w:val="24"/>
-                <w:szCs w:val="24"/>
-                <w:lang w:val="en-US" w:eastAsia="en-US"/>
-              </w:rPr>
-              <w:t>должны</w:t>
-            </w:r>
-            <w:proofErr w:type="spellEnd"/>
-            <w:r>
-              <w:rPr>
-                <w:rFonts w:ascii="Arial" w:eastAsia="Times New Roman" w:hAnsi="Arial" w:cs="Arial"/>
-                <w:sz w:val="24"/>
-                <w:szCs w:val="24"/>
-                <w:lang w:val="en-US" w:eastAsia="en-US"/>
-              </w:rPr>
-              <w:t xml:space="preserve"> </w:t>
-            </w:r>
-            <w:proofErr w:type="spellStart"/>
-            <w:r>
-              <w:rPr>
-                <w:rFonts w:ascii="Arial" w:eastAsia="Times New Roman" w:hAnsi="Arial" w:cs="Arial"/>
-                <w:sz w:val="24"/>
-                <w:szCs w:val="24"/>
-                <w:lang w:val="en-US" w:eastAsia="en-US"/>
-              </w:rPr>
-              <w:t>быть</w:t>
-            </w:r>
-            <w:proofErr w:type="spellEnd"/>
-            <w:r>
-              <w:rPr>
-                <w:rFonts w:ascii="Arial" w:eastAsia="Times New Roman" w:hAnsi="Arial" w:cs="Arial"/>
-                <w:sz w:val="24"/>
-                <w:szCs w:val="24"/>
-                <w:lang w:val="en-US" w:eastAsia="en-US"/>
-              </w:rPr>
-              <w:t xml:space="preserve"> </w:t>
-            </w:r>
-            <w:proofErr w:type="spellStart"/>
-            <w:r>
-              <w:rPr>
-                <w:rFonts w:ascii="Arial" w:eastAsia="Times New Roman" w:hAnsi="Arial" w:cs="Arial"/>
-                <w:sz w:val="24"/>
-                <w:szCs w:val="24"/>
-                <w:lang w:val="en-US" w:eastAsia="en-US"/>
-              </w:rPr>
-              <w:t>включены</w:t>
-            </w:r>
-            <w:proofErr w:type="spellEnd"/>
-            <w:r>
-              <w:rPr>
-                <w:rFonts w:ascii="Arial" w:eastAsia="Times New Roman" w:hAnsi="Arial" w:cs="Arial"/>
-                <w:sz w:val="24"/>
-                <w:szCs w:val="24"/>
-                <w:lang w:val="en-US" w:eastAsia="en-US"/>
-              </w:rPr>
-              <w:t>.</w:t>
+              <w:t>Прерывания должны быть включены.</w:t>
             </w:r>
           </w:p>
         </w:tc>
@@ -2487,7 +2368,6 @@
                 <w:lang w:val="en-US" w:eastAsia="en-US"/>
               </w:rPr>
             </w:pPr>
-            <w:proofErr w:type="spellStart"/>
             <w:r>
               <w:rPr>
                 <w:rFonts w:ascii="Liberation Serif" w:eastAsia="Times New Roman" w:hAnsi="Liberation Serif" w:cs="Arial"/>
@@ -2495,7 +2375,6 @@
               </w:rPr>
               <w:t>timer_msleep</w:t>
             </w:r>
-            <w:proofErr w:type="spellEnd"/>
           </w:p>
         </w:tc>
         <w:tc>
@@ -2738,7 +2617,6 @@
                 <w:lang w:val="en-US" w:eastAsia="en-US"/>
               </w:rPr>
             </w:pPr>
-            <w:proofErr w:type="spellStart"/>
             <w:r>
               <w:rPr>
                 <w:rFonts w:ascii="Liberation Serif" w:eastAsia="Times New Roman" w:hAnsi="Liberation Serif" w:cs="Arial"/>
@@ -2746,7 +2624,6 @@
               </w:rPr>
               <w:t>timer_usleep</w:t>
             </w:r>
-            <w:proofErr w:type="spellEnd"/>
           </w:p>
         </w:tc>
         <w:tc>
@@ -2989,7 +2866,6 @@
                 <w:lang w:val="en-US" w:eastAsia="en-US"/>
               </w:rPr>
             </w:pPr>
-            <w:proofErr w:type="spellStart"/>
             <w:r>
               <w:rPr>
                 <w:rFonts w:ascii="Liberation Serif" w:eastAsia="Times New Roman" w:hAnsi="Liberation Serif" w:cs="Arial"/>
@@ -2997,7 +2873,6 @@
               </w:rPr>
               <w:t>timer_nsleep</w:t>
             </w:r>
-            <w:proofErr w:type="spellEnd"/>
           </w:p>
         </w:tc>
         <w:tc>
@@ -3240,7 +3115,6 @@
                 <w:lang w:val="en-US" w:eastAsia="en-US"/>
               </w:rPr>
             </w:pPr>
-            <w:proofErr w:type="spellStart"/>
             <w:r>
               <w:rPr>
                 <w:rFonts w:ascii="Liberation Serif" w:eastAsia="Times New Roman" w:hAnsi="Liberation Serif" w:cs="Arial"/>
@@ -3248,7 +3122,6 @@
               </w:rPr>
               <w:t>timer_mdelay</w:t>
             </w:r>
-            <w:proofErr w:type="spellEnd"/>
           </w:p>
         </w:tc>
         <w:tc>
@@ -3357,23 +3230,7 @@
                 <w:rFonts w:ascii="Liberation Serif" w:eastAsia="Times New Roman" w:hAnsi="Liberation Serif" w:cs="Arial"/>
                 <w:lang w:val="en-US" w:eastAsia="en-US"/>
               </w:rPr>
-              <w:t xml:space="preserve">Busy-waits for approximately MS milliseconds. Interrupts need not be turned on. Busy waiting wastes CPU cycles, and busy waiting with interrupts off for the interval between timer ticks or longer will cause timer ticks to be lost. Thus, use </w:t>
-            </w:r>
-            <w:proofErr w:type="spellStart"/>
-            <w:r>
-              <w:rPr>
-                <w:rFonts w:ascii="Liberation Serif" w:eastAsia="Times New Roman" w:hAnsi="Liberation Serif" w:cs="Arial"/>
-                <w:lang w:val="en-US" w:eastAsia="en-US"/>
-              </w:rPr>
-              <w:t>timer_msleep</w:t>
-            </w:r>
-            <w:proofErr w:type="spellEnd"/>
-            <w:r>
-              <w:rPr>
-                <w:rFonts w:ascii="Liberation Serif" w:eastAsia="Times New Roman" w:hAnsi="Liberation Serif" w:cs="Arial"/>
-                <w:lang w:val="en-US" w:eastAsia="en-US"/>
-              </w:rPr>
-              <w:t>() instead if interrupts are enabled.</w:t>
+              <w:t>Busy-waits for approximately MS milliseconds. Interrupts need not be turned on. Busy waiting wastes CPU cycles, and busy waiting with interrupts off for the interval between timer ticks or longer will cause timer ticks to be lost. Thus, use timer_msleep() instead if interrupts are enabled.</w:t>
             </w:r>
           </w:p>
         </w:tc>
@@ -3452,7 +3309,6 @@
               </w:rPr>
               <w:t>_</w:t>
             </w:r>
-            <w:proofErr w:type="spellStart"/>
             <w:r>
               <w:rPr>
                 <w:rFonts w:ascii="Arial" w:eastAsia="Times New Roman" w:hAnsi="Arial" w:cs="Arial"/>
@@ -3462,7 +3318,6 @@
               </w:rPr>
               <w:t>msleep</w:t>
             </w:r>
-            <w:proofErr w:type="spellEnd"/>
             <w:r>
               <w:rPr>
                 <w:rFonts w:ascii="Arial" w:eastAsia="Times New Roman" w:hAnsi="Arial" w:cs="Arial"/>
@@ -3544,7 +3399,6 @@
                 <w:lang w:val="en-US" w:eastAsia="en-US"/>
               </w:rPr>
             </w:pPr>
-            <w:proofErr w:type="spellStart"/>
             <w:r>
               <w:rPr>
                 <w:rFonts w:ascii="Liberation Serif" w:eastAsia="Times New Roman" w:hAnsi="Liberation Serif" w:cs="Arial"/>
@@ -3552,7 +3406,6 @@
               </w:rPr>
               <w:t>timer_udelay</w:t>
             </w:r>
-            <w:proofErr w:type="spellEnd"/>
           </w:p>
         </w:tc>
         <w:tc>
@@ -3661,23 +3514,7 @@
                 <w:rFonts w:ascii="Liberation Serif" w:eastAsia="Times New Roman" w:hAnsi="Liberation Serif" w:cs="Arial"/>
                 <w:lang w:val="en-US" w:eastAsia="en-US"/>
               </w:rPr>
-              <w:t xml:space="preserve">Busy-waits for approximately US microseconds. Interrupts need not be turned on. Busy waiting wastes CPU cycles, and busy waiting with interrupts off for the interval between timer ticks or longer will cause timer ticks to be lost. Thus, use </w:t>
-            </w:r>
-            <w:proofErr w:type="spellStart"/>
-            <w:r>
-              <w:rPr>
-                <w:rFonts w:ascii="Liberation Serif" w:eastAsia="Times New Roman" w:hAnsi="Liberation Serif" w:cs="Arial"/>
-                <w:lang w:val="en-US" w:eastAsia="en-US"/>
-              </w:rPr>
-              <w:t>timer_msleep</w:t>
-            </w:r>
-            <w:proofErr w:type="spellEnd"/>
-            <w:r>
-              <w:rPr>
-                <w:rFonts w:ascii="Liberation Serif" w:eastAsia="Times New Roman" w:hAnsi="Liberation Serif" w:cs="Arial"/>
-                <w:lang w:val="en-US" w:eastAsia="en-US"/>
-              </w:rPr>
-              <w:t>() instead if interrupts are enabled.</w:t>
+              <w:t>Busy-waits for approximately US microseconds. Interrupts need not be turned on. Busy waiting wastes CPU cycles, and busy waiting with interrupts off for the interval between timer ticks or longer will cause timer ticks to be lost. Thus, use timer_msleep() instead if interrupts are enabled.</w:t>
             </w:r>
           </w:p>
         </w:tc>
@@ -3756,7 +3593,6 @@
               </w:rPr>
               <w:t>_</w:t>
             </w:r>
-            <w:proofErr w:type="spellStart"/>
             <w:r>
               <w:rPr>
                 <w:rFonts w:ascii="Arial" w:eastAsia="Times New Roman" w:hAnsi="Arial" w:cs="Arial"/>
@@ -3766,7 +3602,6 @@
               </w:rPr>
               <w:t>msleep</w:t>
             </w:r>
-            <w:proofErr w:type="spellEnd"/>
             <w:r>
               <w:rPr>
                 <w:rFonts w:ascii="Arial" w:eastAsia="Times New Roman" w:hAnsi="Arial" w:cs="Arial"/>
@@ -3848,7 +3683,6 @@
                 <w:lang w:val="en-US" w:eastAsia="en-US"/>
               </w:rPr>
             </w:pPr>
-            <w:proofErr w:type="spellStart"/>
             <w:r>
               <w:rPr>
                 <w:rFonts w:ascii="Liberation Serif" w:eastAsia="Times New Roman" w:hAnsi="Liberation Serif" w:cs="Arial"/>
@@ -3856,7 +3690,6 @@
               </w:rPr>
               <w:t>timer_ndelay</w:t>
             </w:r>
-            <w:proofErr w:type="spellEnd"/>
           </w:p>
         </w:tc>
         <w:tc>
@@ -3965,23 +3798,7 @@
                 <w:rFonts w:ascii="Liberation Serif" w:eastAsia="Times New Roman" w:hAnsi="Liberation Serif" w:cs="Arial"/>
                 <w:lang w:val="en-US" w:eastAsia="en-US"/>
               </w:rPr>
-              <w:t xml:space="preserve">Busy-waits for approximately NS nanoseconds. Interrupts need not be turned on. Busy waiting wastes CPU cycles, and busy waiting with interrupts off for the interval between timer ticks or longer will cause timer ticks to be lost. Thus, use </w:t>
-            </w:r>
-            <w:proofErr w:type="spellStart"/>
-            <w:r>
-              <w:rPr>
-                <w:rFonts w:ascii="Liberation Serif" w:eastAsia="Times New Roman" w:hAnsi="Liberation Serif" w:cs="Arial"/>
-                <w:lang w:val="en-US" w:eastAsia="en-US"/>
-              </w:rPr>
-              <w:t>timer_msleep</w:t>
-            </w:r>
-            <w:proofErr w:type="spellEnd"/>
-            <w:r>
-              <w:rPr>
-                <w:rFonts w:ascii="Liberation Serif" w:eastAsia="Times New Roman" w:hAnsi="Liberation Serif" w:cs="Arial"/>
-                <w:lang w:val="en-US" w:eastAsia="en-US"/>
-              </w:rPr>
-              <w:t>() instead if interrupts are enabled.</w:t>
+              <w:t>Busy-waits for approximately NS nanoseconds. Interrupts need not be turned on. Busy waiting wastes CPU cycles, and busy waiting with interrupts off for the interval between timer ticks or longer will cause timer ticks to be lost. Thus, use timer_msleep() instead if interrupts are enabled.</w:t>
             </w:r>
           </w:p>
         </w:tc>
@@ -4060,7 +3877,6 @@
               </w:rPr>
               <w:t>_</w:t>
             </w:r>
-            <w:proofErr w:type="spellStart"/>
             <w:r>
               <w:rPr>
                 <w:rFonts w:ascii="Arial" w:eastAsia="Times New Roman" w:hAnsi="Arial" w:cs="Arial"/>
@@ -4070,7 +3886,6 @@
               </w:rPr>
               <w:t>msleep</w:t>
             </w:r>
-            <w:proofErr w:type="spellEnd"/>
             <w:r>
               <w:rPr>
                 <w:rFonts w:ascii="Arial" w:eastAsia="Times New Roman" w:hAnsi="Arial" w:cs="Arial"/>
@@ -4152,7 +3967,6 @@
                 <w:lang w:val="en-US" w:eastAsia="en-US"/>
               </w:rPr>
             </w:pPr>
-            <w:proofErr w:type="spellStart"/>
             <w:r>
               <w:rPr>
                 <w:rFonts w:ascii="Liberation Serif" w:eastAsia="Times New Roman" w:hAnsi="Liberation Serif" w:cs="Arial"/>
@@ -4160,7 +3974,6 @@
               </w:rPr>
               <w:t>timer_print_stats</w:t>
             </w:r>
-            <w:proofErr w:type="spellEnd"/>
           </w:p>
         </w:tc>
         <w:tc>
@@ -4296,7 +4109,6 @@
                 <w:lang w:val="en-US" w:eastAsia="en-US"/>
               </w:rPr>
             </w:pPr>
-            <w:proofErr w:type="spellStart"/>
             <w:r>
               <w:rPr>
                 <w:rFonts w:ascii="Arial" w:eastAsia="Times New Roman" w:hAnsi="Arial" w:cs="Arial"/>
@@ -4304,57 +4116,7 @@
                 <w:szCs w:val="24"/>
                 <w:lang w:val="en-US" w:eastAsia="en-US"/>
               </w:rPr>
-              <w:t>Выводит</w:t>
-            </w:r>
-            <w:proofErr w:type="spellEnd"/>
-            <w:r>
-              <w:rPr>
-                <w:rFonts w:ascii="Arial" w:eastAsia="Times New Roman" w:hAnsi="Arial" w:cs="Arial"/>
-                <w:sz w:val="24"/>
-                <w:szCs w:val="24"/>
-                <w:lang w:val="en-US" w:eastAsia="en-US"/>
-              </w:rPr>
-              <w:t xml:space="preserve"> </w:t>
-            </w:r>
-            <w:proofErr w:type="spellStart"/>
-            <w:r>
-              <w:rPr>
-                <w:rFonts w:ascii="Arial" w:eastAsia="Times New Roman" w:hAnsi="Arial" w:cs="Arial"/>
-                <w:sz w:val="24"/>
-                <w:szCs w:val="24"/>
-                <w:lang w:val="en-US" w:eastAsia="en-US"/>
-              </w:rPr>
-              <w:t>статистику</w:t>
-            </w:r>
-            <w:proofErr w:type="spellEnd"/>
-            <w:r>
-              <w:rPr>
-                <w:rFonts w:ascii="Arial" w:eastAsia="Times New Roman" w:hAnsi="Arial" w:cs="Arial"/>
-                <w:sz w:val="24"/>
-                <w:szCs w:val="24"/>
-                <w:lang w:val="en-US" w:eastAsia="en-US"/>
-              </w:rPr>
-              <w:t xml:space="preserve"> </w:t>
-            </w:r>
-            <w:proofErr w:type="spellStart"/>
-            <w:r>
-              <w:rPr>
-                <w:rFonts w:ascii="Arial" w:eastAsia="Times New Roman" w:hAnsi="Arial" w:cs="Arial"/>
-                <w:sz w:val="24"/>
-                <w:szCs w:val="24"/>
-                <w:lang w:val="en-US" w:eastAsia="en-US"/>
-              </w:rPr>
-              <w:t>таймера</w:t>
-            </w:r>
-            <w:proofErr w:type="spellEnd"/>
-            <w:r>
-              <w:rPr>
-                <w:rFonts w:ascii="Arial" w:eastAsia="Times New Roman" w:hAnsi="Arial" w:cs="Arial"/>
-                <w:sz w:val="24"/>
-                <w:szCs w:val="24"/>
-                <w:lang w:val="en-US" w:eastAsia="en-US"/>
-              </w:rPr>
-              <w:t>.</w:t>
+              <w:t>Выводит статистику таймера.</w:t>
             </w:r>
           </w:p>
         </w:tc>
@@ -4428,7 +4190,6 @@
                 <w:lang w:val="en-US" w:eastAsia="en-US"/>
               </w:rPr>
             </w:pPr>
-            <w:proofErr w:type="spellStart"/>
             <w:r>
               <w:rPr>
                 <w:rFonts w:ascii="Liberation Serif" w:eastAsia="Times New Roman" w:hAnsi="Liberation Serif" w:cs="Arial"/>
@@ -4436,7 +4197,6 @@
               </w:rPr>
               <w:t>timer_interrupt</w:t>
             </w:r>
-            <w:proofErr w:type="spellEnd"/>
           </w:p>
         </w:tc>
         <w:tc>
@@ -4472,69 +4232,44 @@
                 <w:rFonts w:ascii="Liberation Serif" w:eastAsia="Times New Roman" w:hAnsi="Liberation Serif" w:cs="Arial"/>
                 <w:lang w:val="en-US" w:eastAsia="en-US"/>
               </w:rPr>
-              <w:t xml:space="preserve">struct </w:t>
-            </w:r>
-            <w:proofErr w:type="spellStart"/>
-            <w:r>
+              <w:t>struct intr_frame</w:t>
+            </w:r>
+          </w:p>
+        </w:tc>
+        <w:tc>
+          <w:tcPr>
+            <w:tcW w:w="0" w:type="auto"/>
+            <w:tcBorders>
+              <w:top w:val="single" w:sz="6" w:space="0" w:color="CCCCCC"/>
+              <w:left w:val="single" w:sz="6" w:space="0" w:color="CCCCCC"/>
+              <w:bottom w:val="single" w:sz="6" w:space="0" w:color="CCCCCC"/>
+              <w:right w:val="single" w:sz="6" w:space="0" w:color="CCCCCC"/>
+            </w:tcBorders>
+            <w:tcMar>
+              <w:top w:w="30" w:type="dxa"/>
+              <w:left w:w="45" w:type="dxa"/>
+              <w:bottom w:w="30" w:type="dxa"/>
+              <w:right w:w="45" w:type="dxa"/>
+            </w:tcMar>
+            <w:vAlign w:val="bottom"/>
+            <w:hideMark/>
+          </w:tcPr>
+          <w:p>
+            <w:pPr>
+              <w:spacing w:line="240" w:lineRule="auto"/>
+              <w:ind w:firstLine="0"/>
+              <w:jc w:val="center"/>
               <w:rPr>
                 <w:rFonts w:ascii="Liberation Serif" w:eastAsia="Times New Roman" w:hAnsi="Liberation Serif" w:cs="Arial"/>
                 <w:lang w:val="en-US" w:eastAsia="en-US"/>
               </w:rPr>
-              <w:t>intr_frame</w:t>
-            </w:r>
-            <w:proofErr w:type="spellEnd"/>
-          </w:p>
-        </w:tc>
-        <w:tc>
-          <w:tcPr>
-            <w:tcW w:w="0" w:type="auto"/>
-            <w:tcBorders>
-              <w:top w:val="single" w:sz="6" w:space="0" w:color="CCCCCC"/>
-              <w:left w:val="single" w:sz="6" w:space="0" w:color="CCCCCC"/>
-              <w:bottom w:val="single" w:sz="6" w:space="0" w:color="CCCCCC"/>
-              <w:right w:val="single" w:sz="6" w:space="0" w:color="CCCCCC"/>
-            </w:tcBorders>
-            <w:tcMar>
-              <w:top w:w="30" w:type="dxa"/>
-              <w:left w:w="45" w:type="dxa"/>
-              <w:bottom w:w="30" w:type="dxa"/>
-              <w:right w:w="45" w:type="dxa"/>
-            </w:tcMar>
-            <w:vAlign w:val="bottom"/>
-            <w:hideMark/>
-          </w:tcPr>
-          <w:p>
-            <w:pPr>
-              <w:spacing w:line="240" w:lineRule="auto"/>
-              <w:ind w:firstLine="0"/>
-              <w:jc w:val="center"/>
+            </w:pPr>
+            <w:r>
               <w:rPr>
                 <w:rFonts w:ascii="Liberation Serif" w:eastAsia="Times New Roman" w:hAnsi="Liberation Serif" w:cs="Arial"/>
                 <w:lang w:val="en-US" w:eastAsia="en-US"/>
               </w:rPr>
-            </w:pPr>
-            <w:r>
-              <w:rPr>
-                <w:rFonts w:ascii="Liberation Serif" w:eastAsia="Times New Roman" w:hAnsi="Liberation Serif" w:cs="Arial"/>
-                <w:lang w:val="en-US" w:eastAsia="en-US"/>
-              </w:rPr>
-              <w:t>*</w:t>
-            </w:r>
-            <w:proofErr w:type="spellStart"/>
-            <w:r>
-              <w:rPr>
-                <w:rFonts w:ascii="Liberation Serif" w:eastAsia="Times New Roman" w:hAnsi="Liberation Serif" w:cs="Arial"/>
-                <w:lang w:val="en-US" w:eastAsia="en-US"/>
-              </w:rPr>
-              <w:t>args</w:t>
-            </w:r>
-            <w:proofErr w:type="spellEnd"/>
-            <w:r>
-              <w:rPr>
-                <w:rFonts w:ascii="Liberation Serif" w:eastAsia="Times New Roman" w:hAnsi="Liberation Serif" w:cs="Arial"/>
-                <w:lang w:val="en-US" w:eastAsia="en-US"/>
-              </w:rPr>
-              <w:t xml:space="preserve"> UNUSED</w:t>
+              <w:t>*args UNUSED</w:t>
             </w:r>
           </w:p>
         </w:tc>
@@ -4605,7 +4340,6 @@
                 <w:lang w:val="en-US" w:eastAsia="en-US"/>
               </w:rPr>
             </w:pPr>
-            <w:proofErr w:type="spellStart"/>
             <w:r>
               <w:rPr>
                 <w:rFonts w:ascii="Arial" w:eastAsia="Times New Roman" w:hAnsi="Arial" w:cs="Arial"/>
@@ -4613,57 +4347,7 @@
                 <w:szCs w:val="24"/>
                 <w:lang w:val="en-US" w:eastAsia="en-US"/>
               </w:rPr>
-              <w:t>Обработчик</w:t>
-            </w:r>
-            <w:proofErr w:type="spellEnd"/>
-            <w:r>
-              <w:rPr>
-                <w:rFonts w:ascii="Arial" w:eastAsia="Times New Roman" w:hAnsi="Arial" w:cs="Arial"/>
-                <w:sz w:val="24"/>
-                <w:szCs w:val="24"/>
-                <w:lang w:val="en-US" w:eastAsia="en-US"/>
-              </w:rPr>
-              <w:t xml:space="preserve"> </w:t>
-            </w:r>
-            <w:proofErr w:type="spellStart"/>
-            <w:r>
-              <w:rPr>
-                <w:rFonts w:ascii="Arial" w:eastAsia="Times New Roman" w:hAnsi="Arial" w:cs="Arial"/>
-                <w:sz w:val="24"/>
-                <w:szCs w:val="24"/>
-                <w:lang w:val="en-US" w:eastAsia="en-US"/>
-              </w:rPr>
-              <w:t>прерываний</w:t>
-            </w:r>
-            <w:proofErr w:type="spellEnd"/>
-            <w:r>
-              <w:rPr>
-                <w:rFonts w:ascii="Arial" w:eastAsia="Times New Roman" w:hAnsi="Arial" w:cs="Arial"/>
-                <w:sz w:val="24"/>
-                <w:szCs w:val="24"/>
-                <w:lang w:val="en-US" w:eastAsia="en-US"/>
-              </w:rPr>
-              <w:t xml:space="preserve"> </w:t>
-            </w:r>
-            <w:proofErr w:type="spellStart"/>
-            <w:r>
-              <w:rPr>
-                <w:rFonts w:ascii="Arial" w:eastAsia="Times New Roman" w:hAnsi="Arial" w:cs="Arial"/>
-                <w:sz w:val="24"/>
-                <w:szCs w:val="24"/>
-                <w:lang w:val="en-US" w:eastAsia="en-US"/>
-              </w:rPr>
-              <w:t>таймера</w:t>
-            </w:r>
-            <w:proofErr w:type="spellEnd"/>
-            <w:r>
-              <w:rPr>
-                <w:rFonts w:ascii="Arial" w:eastAsia="Times New Roman" w:hAnsi="Arial" w:cs="Arial"/>
-                <w:sz w:val="24"/>
-                <w:szCs w:val="24"/>
-                <w:lang w:val="en-US" w:eastAsia="en-US"/>
-              </w:rPr>
-              <w:t>.</w:t>
+              <w:t>Обработчик прерываний таймера.</w:t>
             </w:r>
           </w:p>
         </w:tc>
@@ -4737,7 +4421,6 @@
                 <w:lang w:val="en-US" w:eastAsia="en-US"/>
               </w:rPr>
             </w:pPr>
-            <w:proofErr w:type="spellStart"/>
             <w:r>
               <w:rPr>
                 <w:rFonts w:ascii="Liberation Serif" w:eastAsia="Times New Roman" w:hAnsi="Liberation Serif" w:cs="Arial"/>
@@ -4745,7 +4428,6 @@
               </w:rPr>
               <w:t>too_many_loops</w:t>
             </w:r>
-            <w:proofErr w:type="spellEnd"/>
           </w:p>
         </w:tc>
         <w:tc>
@@ -5006,7 +4688,6 @@
                 <w:lang w:val="en-US" w:eastAsia="en-US"/>
               </w:rPr>
             </w:pPr>
-            <w:proofErr w:type="spellStart"/>
             <w:r>
               <w:rPr>
                 <w:rFonts w:ascii="Liberation Serif" w:eastAsia="Times New Roman" w:hAnsi="Liberation Serif" w:cs="Arial"/>
@@ -5014,7 +4695,6 @@
               </w:rPr>
               <w:t>busy_wait</w:t>
             </w:r>
-            <w:proofErr w:type="spellEnd"/>
           </w:p>
         </w:tc>
         <w:tc>
@@ -5239,7 +4919,6 @@
                 <w:lang w:val="en-US" w:eastAsia="en-US"/>
               </w:rPr>
             </w:pPr>
-            <w:proofErr w:type="spellStart"/>
             <w:r>
               <w:rPr>
                 <w:rFonts w:ascii="Liberation Serif" w:eastAsia="Times New Roman" w:hAnsi="Liberation Serif" w:cs="Arial"/>
@@ -5247,7 +4926,6 @@
               </w:rPr>
               <w:t>real_time_sleep</w:t>
             </w:r>
-            <w:proofErr w:type="spellEnd"/>
           </w:p>
         </w:tc>
         <w:tc>
@@ -5320,17 +4998,8 @@
                 <w:rFonts w:ascii="Liberation Serif" w:eastAsia="Times New Roman" w:hAnsi="Liberation Serif" w:cs="Arial"/>
                 <w:lang w:val="en-US" w:eastAsia="en-US"/>
               </w:rPr>
-              <w:t xml:space="preserve">num, </w:t>
-            </w:r>
-            <w:proofErr w:type="spellStart"/>
-            <w:r>
-              <w:rPr>
-                <w:rFonts w:ascii="Liberation Serif" w:eastAsia="Times New Roman" w:hAnsi="Liberation Serif" w:cs="Arial"/>
-                <w:lang w:val="en-US" w:eastAsia="en-US"/>
-              </w:rPr>
-              <w:t>denom</w:t>
-            </w:r>
-            <w:proofErr w:type="spellEnd"/>
+              <w:t>num, denom</w:t>
+            </w:r>
           </w:p>
         </w:tc>
         <w:tc>
@@ -5400,7 +5069,6 @@
                 <w:lang w:val="en-US" w:eastAsia="en-US"/>
               </w:rPr>
             </w:pPr>
-            <w:proofErr w:type="spellStart"/>
             <w:r>
               <w:rPr>
                 <w:rFonts w:ascii="Arial" w:eastAsia="Times New Roman" w:hAnsi="Arial" w:cs="Arial"/>
@@ -5408,77 +5076,7 @@
                 <w:szCs w:val="24"/>
                 <w:lang w:val="en-US" w:eastAsia="en-US"/>
               </w:rPr>
-              <w:t>Спит</w:t>
-            </w:r>
-            <w:proofErr w:type="spellEnd"/>
-            <w:r>
-              <w:rPr>
-                <w:rFonts w:ascii="Arial" w:eastAsia="Times New Roman" w:hAnsi="Arial" w:cs="Arial"/>
-                <w:sz w:val="24"/>
-                <w:szCs w:val="24"/>
-                <w:lang w:val="en-US" w:eastAsia="en-US"/>
-              </w:rPr>
-              <w:t xml:space="preserve"> </w:t>
-            </w:r>
-            <w:proofErr w:type="spellStart"/>
-            <w:r>
-              <w:rPr>
-                <w:rFonts w:ascii="Arial" w:eastAsia="Times New Roman" w:hAnsi="Arial" w:cs="Arial"/>
-                <w:sz w:val="24"/>
-                <w:szCs w:val="24"/>
-                <w:lang w:val="en-US" w:eastAsia="en-US"/>
-              </w:rPr>
-              <w:t>примерно</w:t>
-            </w:r>
-            <w:proofErr w:type="spellEnd"/>
-            <w:r>
-              <w:rPr>
-                <w:rFonts w:ascii="Arial" w:eastAsia="Times New Roman" w:hAnsi="Arial" w:cs="Arial"/>
-                <w:sz w:val="24"/>
-                <w:szCs w:val="24"/>
-                <w:lang w:val="en-US" w:eastAsia="en-US"/>
-              </w:rPr>
-              <w:t xml:space="preserve"> </w:t>
-            </w:r>
-            <w:proofErr w:type="spellStart"/>
-            <w:r>
-              <w:rPr>
-                <w:rFonts w:ascii="Arial" w:eastAsia="Times New Roman" w:hAnsi="Arial" w:cs="Arial"/>
-                <w:sz w:val="24"/>
-                <w:szCs w:val="24"/>
-                <w:lang w:val="en-US" w:eastAsia="en-US"/>
-              </w:rPr>
-              <w:t>несколько</w:t>
-            </w:r>
-            <w:proofErr w:type="spellEnd"/>
-            <w:r>
-              <w:rPr>
-                <w:rFonts w:ascii="Arial" w:eastAsia="Times New Roman" w:hAnsi="Arial" w:cs="Arial"/>
-                <w:sz w:val="24"/>
-                <w:szCs w:val="24"/>
-                <w:lang w:val="en-US" w:eastAsia="en-US"/>
-              </w:rPr>
-              <w:t xml:space="preserve"> </w:t>
-            </w:r>
-            <w:proofErr w:type="spellStart"/>
-            <w:r>
-              <w:rPr>
-                <w:rFonts w:ascii="Arial" w:eastAsia="Times New Roman" w:hAnsi="Arial" w:cs="Arial"/>
-                <w:sz w:val="24"/>
-                <w:szCs w:val="24"/>
-                <w:lang w:val="en-US" w:eastAsia="en-US"/>
-              </w:rPr>
-              <w:t>секунд</w:t>
-            </w:r>
-            <w:proofErr w:type="spellEnd"/>
-            <w:r>
-              <w:rPr>
-                <w:rFonts w:ascii="Arial" w:eastAsia="Times New Roman" w:hAnsi="Arial" w:cs="Arial"/>
-                <w:sz w:val="24"/>
-                <w:szCs w:val="24"/>
-                <w:lang w:val="en-US" w:eastAsia="en-US"/>
-              </w:rPr>
-              <w:t>.</w:t>
+              <w:t>Спит примерно несколько секунд.</w:t>
             </w:r>
           </w:p>
         </w:tc>
@@ -5552,7 +5150,6 @@
                 <w:lang w:val="en-US" w:eastAsia="en-US"/>
               </w:rPr>
             </w:pPr>
-            <w:proofErr w:type="spellStart"/>
             <w:r>
               <w:rPr>
                 <w:rFonts w:ascii="Liberation Serif" w:eastAsia="Times New Roman" w:hAnsi="Liberation Serif" w:cs="Arial"/>
@@ -5560,7 +5157,6 @@
               </w:rPr>
               <w:t>real_time_delay</w:t>
             </w:r>
-            <w:proofErr w:type="spellEnd"/>
           </w:p>
         </w:tc>
         <w:tc>
@@ -5633,17 +5229,8 @@
                 <w:rFonts w:ascii="Liberation Serif" w:eastAsia="Times New Roman" w:hAnsi="Liberation Serif" w:cs="Arial"/>
                 <w:lang w:val="en-US" w:eastAsia="en-US"/>
               </w:rPr>
-              <w:t xml:space="preserve">num, </w:t>
-            </w:r>
-            <w:proofErr w:type="spellStart"/>
-            <w:r>
-              <w:rPr>
-                <w:rFonts w:ascii="Liberation Serif" w:eastAsia="Times New Roman" w:hAnsi="Liberation Serif" w:cs="Arial"/>
-                <w:lang w:val="en-US" w:eastAsia="en-US"/>
-              </w:rPr>
-              <w:t>denom</w:t>
-            </w:r>
-            <w:proofErr w:type="spellEnd"/>
+              <w:t>num, denom</w:t>
+            </w:r>
           </w:p>
         </w:tc>
         <w:tc>
@@ -5844,33 +5431,15 @@
           <w:i/>
           <w:sz w:val="32"/>
         </w:rPr>
-        <w:t xml:space="preserve">3. Описание внесенных модификаций в код ОС </w:t>
-      </w:r>
-      <w:proofErr w:type="spellStart"/>
+        <w:t>3. Описание внесенных модификаций в код ОС p</w:t>
+      </w:r>
       <w:r>
         <w:rPr>
           <w:b/>
           <w:i/>
           <w:sz w:val="32"/>
         </w:rPr>
-        <w:t>p</w:t>
-      </w:r>
-      <w:r>
-        <w:rPr>
-          <w:b/>
-          <w:i/>
-          <w:sz w:val="32"/>
-        </w:rPr>
-        <w:t>intos</w:t>
-      </w:r>
-      <w:proofErr w:type="spellEnd"/>
-      <w:r>
-        <w:rPr>
-          <w:b/>
-          <w:i/>
-          <w:sz w:val="32"/>
-        </w:rPr>
-        <w:t xml:space="preserve"> с подробными комментариями.</w:t>
+        <w:t>intos с подробными комментариями.</w:t>
       </w:r>
     </w:p>
     <w:p>
@@ -6041,23 +5610,45 @@
         <w:jc w:val="left"/>
         <w:rPr>
           <w:sz w:val="32"/>
-        </w:rPr>
-      </w:pPr>
-      <w:r>
-        <w:rPr>
-          <w:sz w:val="32"/>
-        </w:rPr>
-        <w:t>1)Быстрая сортировка</w:t>
-      </w:r>
-    </w:p>
-    <w:p>
-      <w:pPr>
-        <w:suppressAutoHyphens/>
-        <w:spacing w:line="240" w:lineRule="auto"/>
-        <w:jc w:val="left"/>
-        <w:rPr>
-          <w:i/>
-          <w:sz w:val="32"/>
+          <w:lang w:val="en-US"/>
+        </w:rPr>
+      </w:pPr>
+      <w:r>
+        <w:rPr>
+          <w:sz w:val="32"/>
+          <w:lang w:val="en-US"/>
+        </w:rPr>
+        <w:t>1)</w:t>
+      </w:r>
+      <w:r>
+        <w:rPr>
+          <w:sz w:val="32"/>
+        </w:rPr>
+        <w:t>Быстрая</w:t>
+      </w:r>
+      <w:r>
+        <w:rPr>
+          <w:sz w:val="32"/>
+          <w:lang w:val="en-US"/>
+        </w:rPr>
+        <w:t xml:space="preserve"> </w:t>
+      </w:r>
+      <w:r>
+        <w:rPr>
+          <w:sz w:val="32"/>
+        </w:rPr>
+        <w:t>сортировка</w:t>
+      </w:r>
+    </w:p>
+    <w:p>
+      <w:pPr>
+        <w:suppressAutoHyphens/>
+        <w:spacing w:line="240" w:lineRule="auto"/>
+        <w:jc w:val="left"/>
+        <w:rPr>
+          <w:i/>
+          <w:sz w:val="32"/>
+          <w:lang w:val="en-US"/>
         </w:rPr>
       </w:pPr>
     </w:p>
@@ -6893,7 +6484,6 @@
         </w:rPr>
         <w:t xml:space="preserve"> </w:t>
       </w:r>
-      <w:proofErr w:type="spellStart"/>
       <w:r>
         <w:rPr>
           <w:sz w:val="32"/>
@@ -6901,7 +6491,6 @@
         </w:rPr>
         <w:t>timer_sleep</w:t>
       </w:r>
-      <w:proofErr w:type="spellEnd"/>
     </w:p>
     <w:p>
       <w:pPr>
@@ -6934,23 +6523,13 @@
           <w:lang w:val="en-US"/>
         </w:rPr>
       </w:pPr>
-      <w:proofErr w:type="spellStart"/>
-      <w:r>
-        <w:rPr>
-          <w:i/>
-          <w:sz w:val="32"/>
-          <w:lang w:val="en-US"/>
-        </w:rPr>
-        <w:t>timer_sleep</w:t>
-      </w:r>
-      <w:proofErr w:type="spellEnd"/>
-      <w:r>
-        <w:rPr>
-          <w:i/>
-          <w:sz w:val="32"/>
-          <w:lang w:val="en-US"/>
-        </w:rPr>
-        <w:t xml:space="preserve"> (int64_t ticks) </w:t>
+      <w:r>
+        <w:rPr>
+          <w:i/>
+          <w:sz w:val="32"/>
+          <w:lang w:val="en-US"/>
+        </w:rPr>
+        <w:t xml:space="preserve">timer_sleep (int64_t ticks) </w:t>
       </w:r>
     </w:p>
     <w:p>
@@ -7010,23 +6589,869 @@
           <w:sz w:val="32"/>
           <w:lang w:val="en-US"/>
         </w:rPr>
-        <w:t xml:space="preserve">  int64_t start = </w:t>
-      </w:r>
-      <w:proofErr w:type="spellStart"/>
-      <w:r>
-        <w:rPr>
-          <w:i/>
-          <w:sz w:val="32"/>
-          <w:lang w:val="en-US"/>
-        </w:rPr>
-        <w:t>timer_ticks</w:t>
-      </w:r>
-      <w:proofErr w:type="spellEnd"/>
-      <w:r>
-        <w:rPr>
-          <w:i/>
-          <w:sz w:val="32"/>
-          <w:lang w:val="en-US"/>
+        <w:t xml:space="preserve">  int64_t start = timer_ticks ();</w:t>
+      </w:r>
+    </w:p>
+    <w:p>
+      <w:pPr>
+        <w:suppressAutoHyphens/>
+        <w:spacing w:line="240" w:lineRule="auto"/>
+        <w:jc w:val="left"/>
+        <w:rPr>
+          <w:i/>
+          <w:sz w:val="32"/>
+          <w:lang w:val="en-US"/>
+        </w:rPr>
+      </w:pPr>
+      <w:r>
+        <w:rPr>
+          <w:i/>
+          <w:sz w:val="32"/>
+          <w:lang w:val="en-US"/>
+        </w:rPr>
+        <w:t xml:space="preserve">  ASSERT (intr_get_level () == INTR_ON);//interraps obrabotchik</w:t>
+      </w:r>
+    </w:p>
+    <w:p>
+      <w:pPr>
+        <w:suppressAutoHyphens/>
+        <w:spacing w:line="240" w:lineRule="auto"/>
+        <w:jc w:val="left"/>
+        <w:rPr>
+          <w:i/>
+          <w:sz w:val="32"/>
+          <w:lang w:val="en-US"/>
+        </w:rPr>
+      </w:pPr>
+      <w:r>
+        <w:rPr>
+          <w:i/>
+          <w:sz w:val="32"/>
+          <w:lang w:val="en-US"/>
+        </w:rPr>
+        <w:t xml:space="preserve"> </w:t>
+      </w:r>
+      <w:r>
+        <w:rPr>
+          <w:i/>
+          <w:sz w:val="32"/>
+          <w:lang w:val="en-US"/>
+        </w:rPr>
+        <w:t xml:space="preserve">  enum intr_level old_level = intr_disable();</w:t>
+      </w:r>
+    </w:p>
+    <w:p>
+      <w:pPr>
+        <w:suppressAutoHyphens/>
+        <w:spacing w:line="240" w:lineRule="auto"/>
+        <w:jc w:val="left"/>
+        <w:rPr>
+          <w:i/>
+          <w:sz w:val="32"/>
+          <w:lang w:val="en-US"/>
+        </w:rPr>
+      </w:pPr>
+      <w:r>
+        <w:rPr>
+          <w:i/>
+          <w:sz w:val="32"/>
+          <w:lang w:val="en-US"/>
+        </w:rPr>
+        <w:t xml:space="preserve">  struct thread *cur =thread_current();</w:t>
+      </w:r>
+    </w:p>
+    <w:p>
+      <w:pPr>
+        <w:suppressAutoHyphens/>
+        <w:spacing w:line="240" w:lineRule="auto"/>
+        <w:jc w:val="left"/>
+        <w:rPr>
+          <w:i/>
+          <w:sz w:val="32"/>
+          <w:highlight w:val="yellow"/>
+        </w:rPr>
+      </w:pPr>
+      <w:r>
+        <w:rPr>
+          <w:i/>
+          <w:sz w:val="32"/>
+          <w:highlight w:val="yellow"/>
+        </w:rPr>
+        <w:t>//</w:t>
+      </w:r>
+      <w:r>
+        <w:rPr>
+          <w:i/>
+          <w:sz w:val="32"/>
+          <w:highlight w:val="yellow"/>
+          <w:lang w:val="en-US"/>
+        </w:rPr>
+        <w:t>mm</w:t>
+      </w:r>
+      <w:r>
+        <w:rPr>
+          <w:i/>
+          <w:sz w:val="32"/>
+          <w:highlight w:val="yellow"/>
+        </w:rPr>
+        <w:t xml:space="preserve"> отвечает за количество спящих процессов</w:t>
+      </w:r>
+    </w:p>
+    <w:p>
+      <w:pPr>
+        <w:suppressAutoHyphens/>
+        <w:spacing w:line="240" w:lineRule="auto"/>
+        <w:jc w:val="left"/>
+        <w:rPr>
+          <w:i/>
+          <w:sz w:val="32"/>
+        </w:rPr>
+      </w:pPr>
+      <w:r>
+        <w:rPr>
+          <w:i/>
+          <w:sz w:val="32"/>
+          <w:highlight w:val="yellow"/>
+        </w:rPr>
+        <w:t>//</w:t>
+      </w:r>
+      <w:r>
+        <w:rPr>
+          <w:i/>
+          <w:sz w:val="32"/>
+          <w:highlight w:val="yellow"/>
+        </w:rPr>
+        <w:t xml:space="preserve">если процесс новый, то выделяется память и заполняется+ / сортируется массив </w:t>
+      </w:r>
+      <w:r>
+        <w:rPr>
+          <w:i/>
+          <w:sz w:val="32"/>
+          <w:highlight w:val="yellow"/>
+          <w:lang w:val="en-US"/>
+        </w:rPr>
+        <w:t>p</w:t>
+      </w:r>
+      <w:r>
+        <w:rPr>
+          <w:i/>
+          <w:sz w:val="32"/>
+          <w:highlight w:val="yellow"/>
+        </w:rPr>
+        <w:t>, состоящий из спящих процессов</w:t>
+      </w:r>
+    </w:p>
+    <w:p>
+      <w:pPr>
+        <w:suppressAutoHyphens/>
+        <w:spacing w:line="240" w:lineRule="auto"/>
+        <w:jc w:val="left"/>
+        <w:rPr>
+          <w:i/>
+          <w:sz w:val="32"/>
+          <w:lang w:val="en-US"/>
+        </w:rPr>
+      </w:pPr>
+      <w:r>
+        <w:rPr>
+          <w:i/>
+          <w:sz w:val="32"/>
+        </w:rPr>
+        <w:t xml:space="preserve">  </w:t>
+      </w:r>
+      <w:r>
+        <w:rPr>
+          <w:i/>
+          <w:sz w:val="32"/>
+          <w:lang w:val="en-US"/>
+        </w:rPr>
+        <w:t>if (mm&gt;0){</w:t>
+      </w:r>
+    </w:p>
+    <w:p>
+      <w:pPr>
+        <w:suppressAutoHyphens/>
+        <w:spacing w:line="240" w:lineRule="auto"/>
+        <w:jc w:val="left"/>
+        <w:rPr>
+          <w:i/>
+          <w:sz w:val="32"/>
+          <w:lang w:val="en-US"/>
+        </w:rPr>
+      </w:pPr>
+      <w:r>
+        <w:rPr>
+          <w:i/>
+          <w:sz w:val="32"/>
+          <w:lang w:val="en-US"/>
+        </w:rPr>
+        <w:t xml:space="preserve">    cur-&gt;ticks=start+ticks;</w:t>
+      </w:r>
+    </w:p>
+    <w:p>
+      <w:pPr>
+        <w:suppressAutoHyphens/>
+        <w:spacing w:line="240" w:lineRule="auto"/>
+        <w:jc w:val="left"/>
+        <w:rPr>
+          <w:i/>
+          <w:sz w:val="32"/>
+          <w:lang w:val="en-US"/>
+        </w:rPr>
+      </w:pPr>
+      <w:r>
+        <w:rPr>
+          <w:i/>
+          <w:sz w:val="32"/>
+          <w:lang w:val="en-US"/>
+        </w:rPr>
+        <w:t xml:space="preserve">    p=(struct thread **)realloc(p,(mm+1)*(sizeof (struct thread *)));    </w:t>
+      </w:r>
+    </w:p>
+    <w:p>
+      <w:pPr>
+        <w:suppressAutoHyphens/>
+        <w:spacing w:line="240" w:lineRule="auto"/>
+        <w:jc w:val="left"/>
+        <w:rPr>
+          <w:i/>
+          <w:sz w:val="32"/>
+          <w:lang w:val="en-US"/>
+        </w:rPr>
+      </w:pPr>
+      <w:r>
+        <w:rPr>
+          <w:i/>
+          <w:sz w:val="32"/>
+          <w:lang w:val="en-US"/>
+        </w:rPr>
+        <w:t xml:space="preserve">    //printf("%s %lld cur\n", p[mm-1]-&gt;name, p[mm-1]-&gt;ticks);</w:t>
+      </w:r>
+    </w:p>
+    <w:p>
+      <w:pPr>
+        <w:suppressAutoHyphens/>
+        <w:spacing w:line="240" w:lineRule="auto"/>
+        <w:jc w:val="left"/>
+        <w:rPr>
+          <w:i/>
+          <w:sz w:val="32"/>
+          <w:lang w:val="en-US"/>
+        </w:rPr>
+      </w:pPr>
+      <w:r>
+        <w:rPr>
+          <w:i/>
+          <w:sz w:val="32"/>
+          <w:lang w:val="en-US"/>
+        </w:rPr>
+        <w:t xml:space="preserve">    p[mm] = cur;</w:t>
+      </w:r>
+    </w:p>
+    <w:p>
+      <w:pPr>
+        <w:suppressAutoHyphens/>
+        <w:spacing w:line="240" w:lineRule="auto"/>
+        <w:jc w:val="left"/>
+        <w:rPr>
+          <w:i/>
+          <w:sz w:val="32"/>
+          <w:lang w:val="en-US"/>
+        </w:rPr>
+      </w:pPr>
+      <w:r>
+        <w:rPr>
+          <w:i/>
+          <w:sz w:val="32"/>
+          <w:lang w:val="en-US"/>
+        </w:rPr>
+        <w:t xml:space="preserve">    mm++;</w:t>
+      </w:r>
+    </w:p>
+    <w:p>
+      <w:pPr>
+        <w:suppressAutoHyphens/>
+        <w:spacing w:line="240" w:lineRule="auto"/>
+        <w:jc w:val="left"/>
+        <w:rPr>
+          <w:i/>
+          <w:sz w:val="32"/>
+          <w:lang w:val="en-US"/>
+        </w:rPr>
+      </w:pPr>
+      <w:r>
+        <w:rPr>
+          <w:i/>
+          <w:sz w:val="32"/>
+          <w:lang w:val="en-US"/>
+        </w:rPr>
+        <w:t xml:space="preserve">    quicksort(p,0,mm-1);</w:t>
+      </w:r>
+    </w:p>
+    <w:p>
+      <w:pPr>
+        <w:suppressAutoHyphens/>
+        <w:spacing w:line="240" w:lineRule="auto"/>
+        <w:jc w:val="left"/>
+        <w:rPr>
+          <w:i/>
+          <w:sz w:val="32"/>
+          <w:lang w:val="en-US"/>
+        </w:rPr>
+      </w:pPr>
+      <w:r>
+        <w:rPr>
+          <w:i/>
+          <w:sz w:val="32"/>
+          <w:lang w:val="en-US"/>
+        </w:rPr>
+        <w:t xml:space="preserve">  }</w:t>
+      </w:r>
+    </w:p>
+    <w:p>
+      <w:pPr>
+        <w:suppressAutoHyphens/>
+        <w:spacing w:line="240" w:lineRule="auto"/>
+        <w:jc w:val="left"/>
+        <w:rPr>
+          <w:i/>
+          <w:sz w:val="32"/>
+          <w:lang w:val="en-US"/>
+        </w:rPr>
+      </w:pPr>
+      <w:r>
+        <w:rPr>
+          <w:i/>
+          <w:sz w:val="32"/>
+          <w:lang w:val="en-US"/>
+        </w:rPr>
+        <w:t xml:space="preserve">  else {</w:t>
+      </w:r>
+    </w:p>
+    <w:p>
+      <w:pPr>
+        <w:suppressAutoHyphens/>
+        <w:spacing w:line="240" w:lineRule="auto"/>
+        <w:jc w:val="left"/>
+        <w:rPr>
+          <w:i/>
+          <w:sz w:val="32"/>
+          <w:lang w:val="en-US"/>
+        </w:rPr>
+      </w:pPr>
+      <w:r>
+        <w:rPr>
+          <w:i/>
+          <w:sz w:val="32"/>
+          <w:lang w:val="en-US"/>
+        </w:rPr>
+        <w:t xml:space="preserve">    cur-&gt;ticks=start+ticks;</w:t>
+      </w:r>
+    </w:p>
+    <w:p>
+      <w:pPr>
+        <w:suppressAutoHyphens/>
+        <w:spacing w:line="240" w:lineRule="auto"/>
+        <w:jc w:val="left"/>
+        <w:rPr>
+          <w:i/>
+          <w:sz w:val="32"/>
+          <w:lang w:val="en-US"/>
+        </w:rPr>
+      </w:pPr>
+      <w:r>
+        <w:rPr>
+          <w:i/>
+          <w:sz w:val="32"/>
+          <w:lang w:val="en-US"/>
+        </w:rPr>
+        <w:t xml:space="preserve">    p[mm] = cur;</w:t>
+      </w:r>
+    </w:p>
+    <w:p>
+      <w:pPr>
+        <w:suppressAutoHyphens/>
+        <w:spacing w:line="240" w:lineRule="auto"/>
+        <w:jc w:val="left"/>
+        <w:rPr>
+          <w:i/>
+          <w:sz w:val="32"/>
+          <w:lang w:val="en-US"/>
+        </w:rPr>
+      </w:pPr>
+      <w:r>
+        <w:rPr>
+          <w:i/>
+          <w:sz w:val="32"/>
+          <w:lang w:val="en-US"/>
+        </w:rPr>
+        <w:t xml:space="preserve">    mm++;</w:t>
+      </w:r>
+    </w:p>
+    <w:p>
+      <w:pPr>
+        <w:suppressAutoHyphens/>
+        <w:spacing w:line="240" w:lineRule="auto"/>
+        <w:jc w:val="left"/>
+        <w:rPr>
+          <w:i/>
+          <w:sz w:val="32"/>
+          <w:lang w:val="en-US"/>
+        </w:rPr>
+      </w:pPr>
+      <w:r>
+        <w:rPr>
+          <w:i/>
+          <w:sz w:val="32"/>
+          <w:lang w:val="en-US"/>
+        </w:rPr>
+        <w:t xml:space="preserve">  }</w:t>
+      </w:r>
+    </w:p>
+    <w:p>
+      <w:pPr>
+        <w:suppressAutoHyphens/>
+        <w:spacing w:line="240" w:lineRule="auto"/>
+        <w:jc w:val="left"/>
+        <w:rPr>
+          <w:i/>
+          <w:sz w:val="32"/>
+          <w:lang w:val="en-US"/>
+        </w:rPr>
+      </w:pPr>
+      <w:r>
+        <w:rPr>
+          <w:i/>
+          <w:sz w:val="32"/>
+          <w:lang w:val="en-US"/>
+        </w:rPr>
+        <w:t xml:space="preserve">  thread_block();</w:t>
+      </w:r>
+    </w:p>
+    <w:p>
+      <w:pPr>
+        <w:suppressAutoHyphens/>
+        <w:spacing w:line="240" w:lineRule="auto"/>
+        <w:jc w:val="left"/>
+        <w:rPr>
+          <w:i/>
+          <w:sz w:val="32"/>
+          <w:lang w:val="en-US"/>
+        </w:rPr>
+      </w:pPr>
+      <w:r>
+        <w:rPr>
+          <w:i/>
+          <w:sz w:val="32"/>
+          <w:lang w:val="en-US"/>
+        </w:rPr>
+        <w:t xml:space="preserve">  intr_set_level(old_level);</w:t>
+      </w:r>
+    </w:p>
+    <w:p>
+      <w:pPr>
+        <w:suppressAutoHyphens/>
+        <w:spacing w:line="240" w:lineRule="auto"/>
+        <w:jc w:val="left"/>
+        <w:rPr>
+          <w:i/>
+          <w:sz w:val="32"/>
+          <w:lang w:val="en-US"/>
+        </w:rPr>
+      </w:pPr>
+      <w:r>
+        <w:rPr>
+          <w:i/>
+          <w:sz w:val="32"/>
+          <w:lang w:val="en-US"/>
+        </w:rPr>
+        <w:t>//old old old old</w:t>
+      </w:r>
+    </w:p>
+    <w:p>
+      <w:pPr>
+        <w:suppressAutoHyphens/>
+        <w:spacing w:line="240" w:lineRule="auto"/>
+        <w:jc w:val="left"/>
+        <w:rPr>
+          <w:i/>
+          <w:sz w:val="32"/>
+          <w:lang w:val="en-US"/>
+        </w:rPr>
+      </w:pPr>
+      <w:r>
+        <w:rPr>
+          <w:i/>
+          <w:sz w:val="32"/>
+          <w:lang w:val="en-US"/>
+        </w:rPr>
+        <w:t>/*</w:t>
+      </w:r>
+    </w:p>
+    <w:p>
+      <w:pPr>
+        <w:suppressAutoHyphens/>
+        <w:spacing w:line="240" w:lineRule="auto"/>
+        <w:jc w:val="left"/>
+        <w:rPr>
+          <w:i/>
+          <w:sz w:val="32"/>
+          <w:lang w:val="en-US"/>
+        </w:rPr>
+      </w:pPr>
+      <w:r>
+        <w:rPr>
+          <w:i/>
+          <w:sz w:val="32"/>
+          <w:lang w:val="en-US"/>
+        </w:rPr>
+        <w:t xml:space="preserve">  while (timer_elapsed (start) &lt; ticks) {</w:t>
+      </w:r>
+    </w:p>
+    <w:p>
+      <w:pPr>
+        <w:suppressAutoHyphens/>
+        <w:spacing w:line="240" w:lineRule="auto"/>
+        <w:jc w:val="left"/>
+        <w:rPr>
+          <w:i/>
+          <w:sz w:val="32"/>
+          <w:lang w:val="en-US"/>
+        </w:rPr>
+      </w:pPr>
+      <w:r>
+        <w:rPr>
+          <w:i/>
+          <w:sz w:val="32"/>
+          <w:lang w:val="en-US"/>
+        </w:rPr>
+        <w:t xml:space="preserve">   //printf("thread# %s, ticks %d   ",cur-&gt;name, timer_elapsed(start));</w:t>
+      </w:r>
+    </w:p>
+    <w:p>
+      <w:pPr>
+        <w:suppressAutoHyphens/>
+        <w:spacing w:line="240" w:lineRule="auto"/>
+        <w:jc w:val="left"/>
+        <w:rPr>
+          <w:i/>
+          <w:sz w:val="32"/>
+          <w:lang w:val="en-US"/>
+        </w:rPr>
+      </w:pPr>
+      <w:r>
+        <w:rPr>
+          <w:i/>
+          <w:sz w:val="32"/>
+          <w:lang w:val="en-US"/>
+        </w:rPr>
+        <w:t xml:space="preserve">    thread_yield ();//- ne nado</w:t>
+      </w:r>
+    </w:p>
+    <w:p>
+      <w:pPr>
+        <w:suppressAutoHyphens/>
+        <w:spacing w:line="240" w:lineRule="auto"/>
+        <w:jc w:val="left"/>
+        <w:rPr>
+          <w:i/>
+          <w:sz w:val="32"/>
+          <w:lang w:val="en-US"/>
+        </w:rPr>
+      </w:pPr>
+      <w:r>
+        <w:rPr>
+          <w:i/>
+          <w:sz w:val="32"/>
+          <w:lang w:val="en-US"/>
+        </w:rPr>
+        <w:t xml:space="preserve">    </w:t>
+      </w:r>
+      <w:r>
+        <w:rPr>
+          <w:i/>
+          <w:sz w:val="32"/>
+          <w:lang w:val="en-US"/>
+        </w:rPr>
+        <w:t>//printf("%d p[mm-1]\n",p[mm-1]-&gt;ticks);</w:t>
+      </w:r>
+    </w:p>
+    <w:p>
+      <w:pPr>
+        <w:suppressAutoHyphens/>
+        <w:spacing w:line="240" w:lineRule="auto"/>
+        <w:jc w:val="left"/>
+        <w:rPr>
+          <w:i/>
+          <w:sz w:val="32"/>
+          <w:lang w:val="en-US"/>
+        </w:rPr>
+      </w:pPr>
+      <w:r>
+        <w:rPr>
+          <w:i/>
+          <w:sz w:val="32"/>
+          <w:lang w:val="en-US"/>
+        </w:rPr>
+        <w:t xml:space="preserve">  //debug_backtrace_all();</w:t>
+      </w:r>
+    </w:p>
+    <w:p>
+      <w:pPr>
+        <w:suppressAutoHyphens/>
+        <w:spacing w:line="240" w:lineRule="auto"/>
+        <w:jc w:val="left"/>
+        <w:rPr>
+          <w:i/>
+          <w:sz w:val="32"/>
+          <w:lang w:val="en-US"/>
+        </w:rPr>
+      </w:pPr>
+      <w:r>
+        <w:rPr>
+          <w:i/>
+          <w:sz w:val="32"/>
+          <w:lang w:val="en-US"/>
+        </w:rPr>
+        <w:t xml:space="preserve">    } </w:t>
+      </w:r>
+    </w:p>
+    <w:p>
+      <w:pPr>
+        <w:suppressAutoHyphens/>
+        <w:spacing w:line="240" w:lineRule="auto"/>
+        <w:jc w:val="left"/>
+        <w:rPr>
+          <w:i/>
+          <w:sz w:val="32"/>
+          <w:lang w:val="en-US"/>
+        </w:rPr>
+      </w:pPr>
+      <w:r>
+        <w:rPr>
+          <w:i/>
+          <w:sz w:val="32"/>
+          <w:lang w:val="en-US"/>
+        </w:rPr>
+        <w:t xml:space="preserve">  */  </w:t>
+      </w:r>
+    </w:p>
+    <w:p>
+      <w:pPr>
+        <w:suppressAutoHyphens/>
+        <w:spacing w:line="240" w:lineRule="auto"/>
+        <w:jc w:val="left"/>
+        <w:rPr>
+          <w:i/>
+          <w:sz w:val="32"/>
+          <w:lang w:val="en-US"/>
+        </w:rPr>
+      </w:pPr>
+      <w:r>
+        <w:rPr>
+          <w:i/>
+          <w:sz w:val="32"/>
+          <w:lang w:val="en-US"/>
+        </w:rPr>
+        <w:t>}</w:t>
+      </w:r>
+    </w:p>
+    <w:p>
+      <w:pPr>
+        <w:suppressAutoHyphens/>
+        <w:spacing w:line="240" w:lineRule="auto"/>
+        <w:jc w:val="left"/>
+        <w:rPr>
+          <w:i/>
+          <w:sz w:val="32"/>
+          <w:lang w:val="en-US"/>
+        </w:rPr>
+      </w:pPr>
+    </w:p>
+    <w:p>
+      <w:pPr>
+        <w:suppressAutoHyphens/>
+        <w:spacing w:line="240" w:lineRule="auto"/>
+        <w:jc w:val="left"/>
+        <w:rPr>
+          <w:sz w:val="32"/>
+          <w:lang w:val="en-US"/>
+        </w:rPr>
+      </w:pPr>
+      <w:r>
+        <w:rPr>
+          <w:sz w:val="32"/>
+          <w:lang w:val="en-US"/>
+        </w:rPr>
+        <w:t>3)</w:t>
+      </w:r>
+      <w:r>
+        <w:rPr>
+          <w:sz w:val="32"/>
+        </w:rPr>
+        <w:t>Измененный</w:t>
+      </w:r>
+      <w:r>
+        <w:rPr>
+          <w:sz w:val="32"/>
+          <w:lang w:val="en-US"/>
+        </w:rPr>
+        <w:t xml:space="preserve"> </w:t>
+      </w:r>
+      <w:r>
+        <w:rPr>
+          <w:sz w:val="32"/>
+          <w:lang w:val="en-US"/>
+        </w:rPr>
+        <w:t>timer_interrupt</w:t>
+      </w:r>
+    </w:p>
+    <w:p>
+      <w:pPr>
+        <w:suppressAutoHyphens/>
+        <w:spacing w:line="240" w:lineRule="auto"/>
+        <w:jc w:val="left"/>
+        <w:rPr>
+          <w:sz w:val="32"/>
+          <w:lang w:val="en-US"/>
+        </w:rPr>
+      </w:pPr>
+    </w:p>
+    <w:p>
+      <w:pPr>
+        <w:suppressAutoHyphens/>
+        <w:spacing w:line="240" w:lineRule="auto"/>
+        <w:jc w:val="left"/>
+        <w:rPr>
+          <w:i/>
+          <w:sz w:val="32"/>
+          <w:lang w:val="en-US"/>
+        </w:rPr>
+      </w:pPr>
+      <w:r>
+        <w:rPr>
+          <w:i/>
+          <w:sz w:val="32"/>
+          <w:lang w:val="en-US"/>
+        </w:rPr>
+        <w:t>static void</w:t>
+      </w:r>
+    </w:p>
+    <w:p>
+      <w:pPr>
+        <w:suppressAutoHyphens/>
+        <w:spacing w:line="240" w:lineRule="auto"/>
+        <w:jc w:val="left"/>
+        <w:rPr>
+          <w:i/>
+          <w:sz w:val="32"/>
+          <w:lang w:val="en-US"/>
+        </w:rPr>
+      </w:pPr>
+      <w:r>
+        <w:rPr>
+          <w:i/>
+          <w:sz w:val="32"/>
+          <w:lang w:val="en-US"/>
+        </w:rPr>
+        <w:t>timer_interrupt (struct intr_frame *args UNUSED)</w:t>
+      </w:r>
+    </w:p>
+    <w:p>
+      <w:pPr>
+        <w:suppressAutoHyphens/>
+        <w:spacing w:line="240" w:lineRule="auto"/>
+        <w:jc w:val="left"/>
+        <w:rPr>
+          <w:i/>
+          <w:sz w:val="32"/>
+        </w:rPr>
+      </w:pPr>
+      <w:r>
+        <w:rPr>
+          <w:i/>
+          <w:sz w:val="32"/>
+        </w:rPr>
+        <w:t>{</w:t>
+      </w:r>
+    </w:p>
+    <w:p>
+      <w:pPr>
+        <w:suppressAutoHyphens/>
+        <w:spacing w:line="240" w:lineRule="auto"/>
+        <w:jc w:val="left"/>
+        <w:rPr>
+          <w:i/>
+          <w:sz w:val="32"/>
+        </w:rPr>
+      </w:pPr>
+      <w:r>
+        <w:rPr>
+          <w:i/>
+          <w:sz w:val="32"/>
+        </w:rPr>
+        <w:t xml:space="preserve">  </w:t>
+      </w:r>
+      <w:r>
+        <w:rPr>
+          <w:i/>
+          <w:sz w:val="32"/>
+          <w:lang w:val="en-US"/>
+        </w:rPr>
+        <w:t>ticks</w:t>
+      </w:r>
+      <w:r>
+        <w:rPr>
+          <w:i/>
+          <w:sz w:val="32"/>
+        </w:rPr>
+        <w:t>++;</w:t>
+      </w:r>
+    </w:p>
+    <w:p>
+      <w:pPr>
+        <w:suppressAutoHyphens/>
+        <w:spacing w:line="240" w:lineRule="auto"/>
+        <w:jc w:val="left"/>
+        <w:rPr>
+          <w:i/>
+          <w:sz w:val="32"/>
+        </w:rPr>
+      </w:pPr>
+      <w:r>
+        <w:rPr>
+          <w:i/>
+          <w:sz w:val="32"/>
+        </w:rPr>
+        <w:t xml:space="preserve">  </w:t>
+      </w:r>
+      <w:r>
+        <w:rPr>
+          <w:i/>
+          <w:sz w:val="32"/>
+          <w:lang w:val="en-US"/>
+        </w:rPr>
+        <w:t>thread</w:t>
+      </w:r>
+      <w:r>
+        <w:rPr>
+          <w:i/>
+          <w:sz w:val="32"/>
+        </w:rPr>
+        <w:t>_</w:t>
+      </w:r>
+      <w:r>
+        <w:rPr>
+          <w:i/>
+          <w:sz w:val="32"/>
+          <w:lang w:val="en-US"/>
+        </w:rPr>
+        <w:t>tick</w:t>
+      </w:r>
+      <w:r>
+        <w:rPr>
+          <w:i/>
+          <w:sz w:val="32"/>
         </w:rPr>
         <w:t xml:space="preserve"> ();</w:t>
       </w:r>
@@ -7039,75 +7464,192 @@
         <w:rPr>
           <w:i/>
           <w:sz w:val="32"/>
-          <w:lang w:val="en-US"/>
-        </w:rPr>
-      </w:pPr>
-      <w:r>
-        <w:rPr>
-          <w:i/>
-          <w:sz w:val="32"/>
-          <w:lang w:val="en-US"/>
-        </w:rPr>
-        <w:t xml:space="preserve">  ASSERT (</w:t>
-      </w:r>
-      <w:proofErr w:type="spellStart"/>
-      <w:r>
-        <w:rPr>
-          <w:i/>
-          <w:sz w:val="32"/>
-          <w:lang w:val="en-US"/>
-        </w:rPr>
-        <w:t>intr_get_level</w:t>
-      </w:r>
-      <w:proofErr w:type="spellEnd"/>
-      <w:r>
-        <w:rPr>
-          <w:i/>
-          <w:sz w:val="32"/>
-          <w:lang w:val="en-US"/>
-        </w:rPr>
-        <w:t xml:space="preserve"> () == INTR_ON);//</w:t>
-      </w:r>
-      <w:proofErr w:type="spellStart"/>
-      <w:r>
-        <w:rPr>
-          <w:i/>
-          <w:sz w:val="32"/>
-          <w:lang w:val="en-US"/>
-        </w:rPr>
-        <w:t>interraps</w:t>
-      </w:r>
-      <w:proofErr w:type="spellEnd"/>
-      <w:r>
-        <w:rPr>
-          <w:i/>
-          <w:sz w:val="32"/>
-          <w:lang w:val="en-US"/>
+        </w:rPr>
+      </w:pPr>
+      <w:r>
+        <w:rPr>
+          <w:i/>
+          <w:sz w:val="32"/>
+        </w:rPr>
+        <w:t xml:space="preserve">  </w:t>
+      </w:r>
+      <w:r>
+        <w:rPr>
+          <w:i/>
+          <w:sz w:val="32"/>
+          <w:lang w:val="en-US"/>
+        </w:rPr>
+        <w:t>while</w:t>
+      </w:r>
+      <w:r>
+        <w:rPr>
+          <w:i/>
+          <w:sz w:val="32"/>
+        </w:rPr>
+        <w:t>(</w:t>
+      </w:r>
+      <w:r>
+        <w:rPr>
+          <w:i/>
+          <w:sz w:val="32"/>
+          <w:lang w:val="en-US"/>
+        </w:rPr>
+        <w:t>p</w:t>
+      </w:r>
+      <w:r>
+        <w:rPr>
+          <w:i/>
+          <w:sz w:val="32"/>
+        </w:rPr>
+        <w:t>[0]-&gt;</w:t>
+      </w:r>
+      <w:r>
+        <w:rPr>
+          <w:i/>
+          <w:sz w:val="32"/>
+          <w:lang w:val="en-US"/>
+        </w:rPr>
+        <w:t>ticks</w:t>
+      </w:r>
+      <w:r>
+        <w:rPr>
+          <w:i/>
+          <w:sz w:val="32"/>
+        </w:rPr>
+        <w:t>&lt;=</w:t>
+      </w:r>
+      <w:r>
+        <w:rPr>
+          <w:i/>
+          <w:sz w:val="32"/>
+          <w:lang w:val="en-US"/>
+        </w:rPr>
+        <w:t>ticks</w:t>
+      </w:r>
+      <w:r>
+        <w:rPr>
+          <w:i/>
+          <w:sz w:val="32"/>
+        </w:rPr>
+        <w:t xml:space="preserve"> &amp;&amp; </w:t>
+      </w:r>
+      <w:r>
+        <w:rPr>
+          <w:i/>
+          <w:sz w:val="32"/>
+          <w:lang w:val="en-US"/>
+        </w:rPr>
+        <w:t>mm</w:t>
+      </w:r>
+      <w:r>
+        <w:rPr>
+          <w:i/>
+          <w:sz w:val="32"/>
+        </w:rPr>
+        <w:t>&gt;0)</w:t>
+      </w:r>
+      <w:r>
+        <w:rPr>
+          <w:i/>
+          <w:sz w:val="32"/>
         </w:rPr>
         <w:t xml:space="preserve"> </w:t>
       </w:r>
-      <w:proofErr w:type="spellStart"/>
-      <w:r>
-        <w:rPr>
-          <w:i/>
-          <w:sz w:val="32"/>
-          <w:lang w:val="en-US"/>
-        </w:rPr>
-        <w:t>obrabotchik</w:t>
-      </w:r>
-      <w:proofErr w:type="spellEnd"/>
-    </w:p>
-    <w:p>
-      <w:pPr>
-        <w:suppressAutoHyphens/>
-        <w:spacing w:line="240" w:lineRule="auto"/>
-        <w:jc w:val="left"/>
-        <w:rPr>
-          <w:i/>
-          <w:sz w:val="32"/>
-          <w:lang w:val="en-US"/>
-        </w:rPr>
-      </w:pPr>
+      <w:r>
+        <w:rPr>
+          <w:i/>
+          <w:sz w:val="32"/>
+          <w:highlight w:val="yellow"/>
+        </w:rPr>
+        <w:t>//если прошло нужное время ожидания потока, то он разблокируется</w:t>
+      </w:r>
+    </w:p>
+    <w:p>
+      <w:pPr>
+        <w:suppressAutoHyphens/>
+        <w:spacing w:line="240" w:lineRule="auto"/>
+        <w:jc w:val="left"/>
+        <w:rPr>
+          <w:i/>
+          <w:sz w:val="32"/>
+          <w:lang w:val="en-US"/>
+        </w:rPr>
+      </w:pPr>
+      <w:r>
+        <w:rPr>
+          <w:i/>
+          <w:sz w:val="32"/>
+        </w:rPr>
+        <w:t xml:space="preserve">  </w:t>
+      </w:r>
+      <w:r>
+        <w:rPr>
+          <w:i/>
+          <w:sz w:val="32"/>
+          <w:lang w:val="en-US"/>
+        </w:rPr>
+        <w:t xml:space="preserve">{    </w:t>
+      </w:r>
+    </w:p>
+    <w:p>
+      <w:pPr>
+        <w:suppressAutoHyphens/>
+        <w:spacing w:line="240" w:lineRule="auto"/>
+        <w:jc w:val="left"/>
+        <w:rPr>
+          <w:i/>
+          <w:sz w:val="32"/>
+          <w:lang w:val="en-US"/>
+        </w:rPr>
+      </w:pPr>
+      <w:r>
+        <w:rPr>
+          <w:i/>
+          <w:sz w:val="32"/>
+          <w:lang w:val="en-US"/>
+        </w:rPr>
+        <w:t xml:space="preserve">    thread_unblock(p[0]);</w:t>
+      </w:r>
+    </w:p>
+    <w:p>
+      <w:pPr>
+        <w:suppressAutoHyphens/>
+        <w:spacing w:line="240" w:lineRule="auto"/>
+        <w:jc w:val="left"/>
+        <w:rPr>
+          <w:i/>
+          <w:sz w:val="32"/>
+          <w:lang w:val="en-US"/>
+        </w:rPr>
+      </w:pPr>
+      <w:r>
+        <w:rPr>
+          <w:i/>
+          <w:sz w:val="32"/>
+          <w:lang w:val="en-US"/>
+        </w:rPr>
+        <w:t xml:space="preserve">    int i=1;</w:t>
+      </w:r>
+    </w:p>
+    <w:p>
+      <w:pPr>
+        <w:suppressAutoHyphens/>
+        <w:spacing w:line="240" w:lineRule="auto"/>
+        <w:jc w:val="left"/>
+        <w:rPr>
+          <w:i/>
+          <w:sz w:val="32"/>
+          <w:lang w:val="en-US"/>
+        </w:rPr>
+      </w:pPr>
+      <w:r>
+        <w:rPr>
+          <w:i/>
+          <w:sz w:val="32"/>
+          <w:lang w:val="en-US"/>
+        </w:rPr>
+        <w:t xml:space="preserve">    for(i;i&lt;mm;i++){</w:t>
+      </w:r>
       <w:r>
         <w:rPr>
           <w:i/>
@@ -7122,18 +7664,8 @@
           <w:sz w:val="32"/>
           <w:lang w:val="en-US"/>
         </w:rPr>
-        <w:t xml:space="preserve">  </w:t>
-      </w:r>
-      <w:proofErr w:type="spellStart"/>
-      <w:r>
-        <w:rPr>
-          <w:i/>
-          <w:sz w:val="32"/>
-          <w:lang w:val="en-US"/>
-        </w:rPr>
-        <w:t>enum</w:t>
-      </w:r>
-      <w:proofErr w:type="spellEnd"/>
+        <w:t xml:space="preserve">      p[i-1]=p[i];</w:t>
+      </w:r>
       <w:r>
         <w:rPr>
           <w:i/>
@@ -7142,1547 +7674,6 @@
         </w:rPr>
         <w:t xml:space="preserve"> </w:t>
       </w:r>
-      <w:proofErr w:type="spellStart"/>
-      <w:r>
-        <w:rPr>
-          <w:i/>
-          <w:sz w:val="32"/>
-          <w:lang w:val="en-US"/>
-        </w:rPr>
-        <w:t>intr_level</w:t>
-      </w:r>
-      <w:proofErr w:type="spellEnd"/>
-      <w:r>
-        <w:rPr>
-          <w:i/>
-          <w:sz w:val="32"/>
-          <w:lang w:val="en-US"/>
-        </w:rPr>
-        <w:t xml:space="preserve"> </w:t>
-      </w:r>
-      <w:proofErr w:type="spellStart"/>
-      <w:r>
-        <w:rPr>
-          <w:i/>
-          <w:sz w:val="32"/>
-          <w:lang w:val="en-US"/>
-        </w:rPr>
-        <w:t>old_level</w:t>
-      </w:r>
-      <w:proofErr w:type="spellEnd"/>
-      <w:r>
-        <w:rPr>
-          <w:i/>
-          <w:sz w:val="32"/>
-          <w:lang w:val="en-US"/>
-        </w:rPr>
-        <w:t xml:space="preserve"> = </w:t>
-      </w:r>
-      <w:proofErr w:type="spellStart"/>
-      <w:r>
-        <w:rPr>
-          <w:i/>
-          <w:sz w:val="32"/>
-          <w:lang w:val="en-US"/>
-        </w:rPr>
-        <w:t>intr_disable</w:t>
-      </w:r>
-      <w:proofErr w:type="spellEnd"/>
-      <w:r>
-        <w:rPr>
-          <w:i/>
-          <w:sz w:val="32"/>
-          <w:lang w:val="en-US"/>
-        </w:rPr>
-        <w:t>();</w:t>
-      </w:r>
-    </w:p>
-    <w:p>
-      <w:pPr>
-        <w:suppressAutoHyphens/>
-        <w:spacing w:line="240" w:lineRule="auto"/>
-        <w:jc w:val="left"/>
-        <w:rPr>
-          <w:i/>
-          <w:sz w:val="32"/>
-          <w:lang w:val="en-US"/>
-        </w:rPr>
-      </w:pPr>
-      <w:r>
-        <w:rPr>
-          <w:i/>
-          <w:sz w:val="32"/>
-          <w:lang w:val="en-US"/>
-        </w:rPr>
-        <w:t xml:space="preserve">  struct thread *cur =</w:t>
-      </w:r>
-      <w:proofErr w:type="spellStart"/>
-      <w:r>
-        <w:rPr>
-          <w:i/>
-          <w:sz w:val="32"/>
-          <w:lang w:val="en-US"/>
-        </w:rPr>
-        <w:t>thread_current</w:t>
-      </w:r>
-      <w:proofErr w:type="spellEnd"/>
-      <w:r>
-        <w:rPr>
-          <w:i/>
-          <w:sz w:val="32"/>
-          <w:lang w:val="en-US"/>
-        </w:rPr>
-        <w:t>();</w:t>
-      </w:r>
-    </w:p>
-    <w:p>
-      <w:pPr>
-        <w:suppressAutoHyphens/>
-        <w:spacing w:line="240" w:lineRule="auto"/>
-        <w:jc w:val="left"/>
-        <w:rPr>
-          <w:i/>
-          <w:sz w:val="32"/>
-          <w:highlight w:val="yellow"/>
-        </w:rPr>
-      </w:pPr>
-      <w:r>
-        <w:rPr>
-          <w:i/>
-          <w:sz w:val="32"/>
-          <w:highlight w:val="yellow"/>
-        </w:rPr>
-        <w:t>//</w:t>
-      </w:r>
-      <w:r>
-        <w:rPr>
-          <w:i/>
-          <w:sz w:val="32"/>
-          <w:highlight w:val="yellow"/>
-          <w:lang w:val="en-US"/>
-        </w:rPr>
-        <w:t>mm</w:t>
-      </w:r>
-      <w:r>
-        <w:rPr>
-          <w:i/>
-          <w:sz w:val="32"/>
-          <w:highlight w:val="yellow"/>
-        </w:rPr>
-        <w:t xml:space="preserve"> отвечает за количество спящих процессов</w:t>
-      </w:r>
-    </w:p>
-    <w:p>
-      <w:pPr>
-        <w:suppressAutoHyphens/>
-        <w:spacing w:line="240" w:lineRule="auto"/>
-        <w:jc w:val="left"/>
-        <w:rPr>
-          <w:i/>
-          <w:sz w:val="32"/>
-        </w:rPr>
-      </w:pPr>
-      <w:r>
-        <w:rPr>
-          <w:i/>
-          <w:sz w:val="32"/>
-          <w:highlight w:val="yellow"/>
-        </w:rPr>
-        <w:t>//</w:t>
-      </w:r>
-      <w:r>
-        <w:rPr>
-          <w:i/>
-          <w:sz w:val="32"/>
-          <w:highlight w:val="yellow"/>
-        </w:rPr>
-        <w:t xml:space="preserve">если процесс новый, то выделяется память и заполняется+ / сортируется массив </w:t>
-      </w:r>
-      <w:r>
-        <w:rPr>
-          <w:i/>
-          <w:sz w:val="32"/>
-          <w:highlight w:val="yellow"/>
-          <w:lang w:val="en-US"/>
-        </w:rPr>
-        <w:t>p</w:t>
-      </w:r>
-      <w:r>
-        <w:rPr>
-          <w:i/>
-          <w:sz w:val="32"/>
-          <w:highlight w:val="yellow"/>
-        </w:rPr>
-        <w:t>, состоящий из спящих процессов</w:t>
-      </w:r>
-    </w:p>
-    <w:p>
-      <w:pPr>
-        <w:suppressAutoHyphens/>
-        <w:spacing w:line="240" w:lineRule="auto"/>
-        <w:jc w:val="left"/>
-        <w:rPr>
-          <w:i/>
-          <w:sz w:val="32"/>
-          <w:lang w:val="en-US"/>
-        </w:rPr>
-      </w:pPr>
-      <w:r>
-        <w:rPr>
-          <w:i/>
-          <w:sz w:val="32"/>
-        </w:rPr>
-        <w:t xml:space="preserve">  </w:t>
-      </w:r>
-      <w:r>
-        <w:rPr>
-          <w:i/>
-          <w:sz w:val="32"/>
-          <w:lang w:val="en-US"/>
-        </w:rPr>
-        <w:t>if (mm&gt;0){</w:t>
-      </w:r>
-    </w:p>
-    <w:p>
-      <w:pPr>
-        <w:suppressAutoHyphens/>
-        <w:spacing w:line="240" w:lineRule="auto"/>
-        <w:jc w:val="left"/>
-        <w:rPr>
-          <w:i/>
-          <w:sz w:val="32"/>
-          <w:lang w:val="en-US"/>
-        </w:rPr>
-      </w:pPr>
-      <w:r>
-        <w:rPr>
-          <w:i/>
-          <w:sz w:val="32"/>
-          <w:lang w:val="en-US"/>
-        </w:rPr>
-        <w:t xml:space="preserve">    cur-&gt;ticks=</w:t>
-      </w:r>
-      <w:proofErr w:type="spellStart"/>
-      <w:r>
-        <w:rPr>
-          <w:i/>
-          <w:sz w:val="32"/>
-          <w:lang w:val="en-US"/>
-        </w:rPr>
-        <w:t>start+ticks</w:t>
-      </w:r>
-      <w:proofErr w:type="spellEnd"/>
-      <w:r>
-        <w:rPr>
-          <w:i/>
-          <w:sz w:val="32"/>
-          <w:lang w:val="en-US"/>
-        </w:rPr>
-        <w:t>;</w:t>
-      </w:r>
-    </w:p>
-    <w:p>
-      <w:pPr>
-        <w:suppressAutoHyphens/>
-        <w:spacing w:line="240" w:lineRule="auto"/>
-        <w:jc w:val="left"/>
-        <w:rPr>
-          <w:i/>
-          <w:sz w:val="32"/>
-          <w:lang w:val="en-US"/>
-        </w:rPr>
-      </w:pPr>
-      <w:r>
-        <w:rPr>
-          <w:i/>
-          <w:sz w:val="32"/>
-          <w:lang w:val="en-US"/>
-        </w:rPr>
-        <w:t xml:space="preserve">    p=(struct thread **)</w:t>
-      </w:r>
-      <w:proofErr w:type="spellStart"/>
-      <w:r>
-        <w:rPr>
-          <w:i/>
-          <w:sz w:val="32"/>
-          <w:lang w:val="en-US"/>
-        </w:rPr>
-        <w:t>realloc</w:t>
-      </w:r>
-      <w:proofErr w:type="spellEnd"/>
-      <w:r>
-        <w:rPr>
-          <w:i/>
-          <w:sz w:val="32"/>
-          <w:lang w:val="en-US"/>
-        </w:rPr>
-        <w:t xml:space="preserve">(p,(mm+1)*(sizeof (struct thread *)));    </w:t>
-      </w:r>
-    </w:p>
-    <w:p>
-      <w:pPr>
-        <w:suppressAutoHyphens/>
-        <w:spacing w:line="240" w:lineRule="auto"/>
-        <w:jc w:val="left"/>
-        <w:rPr>
-          <w:i/>
-          <w:sz w:val="32"/>
-          <w:lang w:val="en-US"/>
-        </w:rPr>
-      </w:pPr>
-      <w:r>
-        <w:rPr>
-          <w:i/>
-          <w:sz w:val="32"/>
-          <w:lang w:val="en-US"/>
-        </w:rPr>
-        <w:t xml:space="preserve">    //</w:t>
-      </w:r>
-      <w:proofErr w:type="spellStart"/>
-      <w:r>
-        <w:rPr>
-          <w:i/>
-          <w:sz w:val="32"/>
-          <w:lang w:val="en-US"/>
-        </w:rPr>
-        <w:t>printf</w:t>
-      </w:r>
-      <w:proofErr w:type="spellEnd"/>
-      <w:r>
-        <w:rPr>
-          <w:i/>
-          <w:sz w:val="32"/>
-          <w:lang w:val="en-US"/>
-        </w:rPr>
-        <w:t>("%s %</w:t>
-      </w:r>
-      <w:proofErr w:type="spellStart"/>
-      <w:r>
-        <w:rPr>
-          <w:i/>
-          <w:sz w:val="32"/>
-          <w:lang w:val="en-US"/>
-        </w:rPr>
-        <w:t>lld</w:t>
-      </w:r>
-      <w:proofErr w:type="spellEnd"/>
-      <w:r>
-        <w:rPr>
-          <w:i/>
-          <w:sz w:val="32"/>
-          <w:lang w:val="en-US"/>
-        </w:rPr>
-        <w:t xml:space="preserve"> cur\n", p[mm-1]-&gt;name, p[mm-1]-&gt;ticks);</w:t>
-      </w:r>
-    </w:p>
-    <w:p>
-      <w:pPr>
-        <w:suppressAutoHyphens/>
-        <w:spacing w:line="240" w:lineRule="auto"/>
-        <w:jc w:val="left"/>
-        <w:rPr>
-          <w:i/>
-          <w:sz w:val="32"/>
-          <w:lang w:val="en-US"/>
-        </w:rPr>
-      </w:pPr>
-      <w:r>
-        <w:rPr>
-          <w:i/>
-          <w:sz w:val="32"/>
-          <w:lang w:val="en-US"/>
-        </w:rPr>
-        <w:t xml:space="preserve">    p[mm] = cur;</w:t>
-      </w:r>
-    </w:p>
-    <w:p>
-      <w:pPr>
-        <w:suppressAutoHyphens/>
-        <w:spacing w:line="240" w:lineRule="auto"/>
-        <w:jc w:val="left"/>
-        <w:rPr>
-          <w:i/>
-          <w:sz w:val="32"/>
-          <w:lang w:val="en-US"/>
-        </w:rPr>
-      </w:pPr>
-      <w:r>
-        <w:rPr>
-          <w:i/>
-          <w:sz w:val="32"/>
-          <w:lang w:val="en-US"/>
-        </w:rPr>
-        <w:t xml:space="preserve">    mm++;</w:t>
-      </w:r>
-    </w:p>
-    <w:p>
-      <w:pPr>
-        <w:suppressAutoHyphens/>
-        <w:spacing w:line="240" w:lineRule="auto"/>
-        <w:jc w:val="left"/>
-        <w:rPr>
-          <w:i/>
-          <w:sz w:val="32"/>
-          <w:lang w:val="en-US"/>
-        </w:rPr>
-      </w:pPr>
-      <w:r>
-        <w:rPr>
-          <w:i/>
-          <w:sz w:val="32"/>
-          <w:lang w:val="en-US"/>
-        </w:rPr>
-        <w:t xml:space="preserve">    quicksort(p,0,mm-1);</w:t>
-      </w:r>
-    </w:p>
-    <w:p>
-      <w:pPr>
-        <w:suppressAutoHyphens/>
-        <w:spacing w:line="240" w:lineRule="auto"/>
-        <w:jc w:val="left"/>
-        <w:rPr>
-          <w:i/>
-          <w:sz w:val="32"/>
-          <w:lang w:val="en-US"/>
-        </w:rPr>
-      </w:pPr>
-      <w:r>
-        <w:rPr>
-          <w:i/>
-          <w:sz w:val="32"/>
-          <w:lang w:val="en-US"/>
-        </w:rPr>
-        <w:t xml:space="preserve">  }</w:t>
-      </w:r>
-    </w:p>
-    <w:p>
-      <w:pPr>
-        <w:suppressAutoHyphens/>
-        <w:spacing w:line="240" w:lineRule="auto"/>
-        <w:jc w:val="left"/>
-        <w:rPr>
-          <w:i/>
-          <w:sz w:val="32"/>
-          <w:lang w:val="en-US"/>
-        </w:rPr>
-      </w:pPr>
-      <w:r>
-        <w:rPr>
-          <w:i/>
-          <w:sz w:val="32"/>
-          <w:lang w:val="en-US"/>
-        </w:rPr>
-        <w:t xml:space="preserve">  else {</w:t>
-      </w:r>
-    </w:p>
-    <w:p>
-      <w:pPr>
-        <w:suppressAutoHyphens/>
-        <w:spacing w:line="240" w:lineRule="auto"/>
-        <w:jc w:val="left"/>
-        <w:rPr>
-          <w:i/>
-          <w:sz w:val="32"/>
-          <w:lang w:val="en-US"/>
-        </w:rPr>
-      </w:pPr>
-      <w:r>
-        <w:rPr>
-          <w:i/>
-          <w:sz w:val="32"/>
-          <w:lang w:val="en-US"/>
-        </w:rPr>
-        <w:t xml:space="preserve">    cur-&gt;ticks=</w:t>
-      </w:r>
-      <w:proofErr w:type="spellStart"/>
-      <w:r>
-        <w:rPr>
-          <w:i/>
-          <w:sz w:val="32"/>
-          <w:lang w:val="en-US"/>
-        </w:rPr>
-        <w:t>start+ticks</w:t>
-      </w:r>
-      <w:proofErr w:type="spellEnd"/>
-      <w:r>
-        <w:rPr>
-          <w:i/>
-          <w:sz w:val="32"/>
-          <w:lang w:val="en-US"/>
-        </w:rPr>
-        <w:t>;</w:t>
-      </w:r>
-    </w:p>
-    <w:p>
-      <w:pPr>
-        <w:suppressAutoHyphens/>
-        <w:spacing w:line="240" w:lineRule="auto"/>
-        <w:jc w:val="left"/>
-        <w:rPr>
-          <w:i/>
-          <w:sz w:val="32"/>
-          <w:lang w:val="en-US"/>
-        </w:rPr>
-      </w:pPr>
-      <w:r>
-        <w:rPr>
-          <w:i/>
-          <w:sz w:val="32"/>
-          <w:lang w:val="en-US"/>
-        </w:rPr>
-        <w:t xml:space="preserve">    p[mm] = cur;</w:t>
-      </w:r>
-    </w:p>
-    <w:p>
-      <w:pPr>
-        <w:suppressAutoHyphens/>
-        <w:spacing w:line="240" w:lineRule="auto"/>
-        <w:jc w:val="left"/>
-        <w:rPr>
-          <w:i/>
-          <w:sz w:val="32"/>
-          <w:lang w:val="en-US"/>
-        </w:rPr>
-      </w:pPr>
-      <w:r>
-        <w:rPr>
-          <w:i/>
-          <w:sz w:val="32"/>
-          <w:lang w:val="en-US"/>
-        </w:rPr>
-        <w:t xml:space="preserve">    mm++;</w:t>
-      </w:r>
-    </w:p>
-    <w:p>
-      <w:pPr>
-        <w:suppressAutoHyphens/>
-        <w:spacing w:line="240" w:lineRule="auto"/>
-        <w:jc w:val="left"/>
-        <w:rPr>
-          <w:i/>
-          <w:sz w:val="32"/>
-          <w:lang w:val="en-US"/>
-        </w:rPr>
-      </w:pPr>
-      <w:r>
-        <w:rPr>
-          <w:i/>
-          <w:sz w:val="32"/>
-          <w:lang w:val="en-US"/>
-        </w:rPr>
-        <w:t xml:space="preserve">  }</w:t>
-      </w:r>
-    </w:p>
-    <w:p>
-      <w:pPr>
-        <w:suppressAutoHyphens/>
-        <w:spacing w:line="240" w:lineRule="auto"/>
-        <w:jc w:val="left"/>
-        <w:rPr>
-          <w:i/>
-          <w:sz w:val="32"/>
-          <w:lang w:val="en-US"/>
-        </w:rPr>
-      </w:pPr>
-      <w:r>
-        <w:rPr>
-          <w:i/>
-          <w:sz w:val="32"/>
-          <w:lang w:val="en-US"/>
-        </w:rPr>
-        <w:t xml:space="preserve">  </w:t>
-      </w:r>
-      <w:proofErr w:type="spellStart"/>
-      <w:r>
-        <w:rPr>
-          <w:i/>
-          <w:sz w:val="32"/>
-          <w:lang w:val="en-US"/>
-        </w:rPr>
-        <w:t>thread_block</w:t>
-      </w:r>
-      <w:proofErr w:type="spellEnd"/>
-      <w:r>
-        <w:rPr>
-          <w:i/>
-          <w:sz w:val="32"/>
-          <w:lang w:val="en-US"/>
-        </w:rPr>
-        <w:t>();</w:t>
-      </w:r>
-    </w:p>
-    <w:p>
-      <w:pPr>
-        <w:suppressAutoHyphens/>
-        <w:spacing w:line="240" w:lineRule="auto"/>
-        <w:jc w:val="left"/>
-        <w:rPr>
-          <w:i/>
-          <w:sz w:val="32"/>
-          <w:lang w:val="en-US"/>
-        </w:rPr>
-      </w:pPr>
-      <w:r>
-        <w:rPr>
-          <w:i/>
-          <w:sz w:val="32"/>
-          <w:lang w:val="en-US"/>
-        </w:rPr>
-        <w:t xml:space="preserve">  </w:t>
-      </w:r>
-      <w:proofErr w:type="spellStart"/>
-      <w:r>
-        <w:rPr>
-          <w:i/>
-          <w:sz w:val="32"/>
-          <w:lang w:val="en-US"/>
-        </w:rPr>
-        <w:t>intr_set_level</w:t>
-      </w:r>
-      <w:proofErr w:type="spellEnd"/>
-      <w:r>
-        <w:rPr>
-          <w:i/>
-          <w:sz w:val="32"/>
-          <w:lang w:val="en-US"/>
-        </w:rPr>
-        <w:t>(</w:t>
-      </w:r>
-      <w:proofErr w:type="spellStart"/>
-      <w:r>
-        <w:rPr>
-          <w:i/>
-          <w:sz w:val="32"/>
-          <w:lang w:val="en-US"/>
-        </w:rPr>
-        <w:t>old_level</w:t>
-      </w:r>
-      <w:proofErr w:type="spellEnd"/>
-      <w:r>
-        <w:rPr>
-          <w:i/>
-          <w:sz w:val="32"/>
-          <w:lang w:val="en-US"/>
-        </w:rPr>
-        <w:t>);</w:t>
-      </w:r>
-    </w:p>
-    <w:p>
-      <w:pPr>
-        <w:suppressAutoHyphens/>
-        <w:spacing w:line="240" w:lineRule="auto"/>
-        <w:jc w:val="left"/>
-        <w:rPr>
-          <w:i/>
-          <w:sz w:val="32"/>
-          <w:lang w:val="en-US"/>
-        </w:rPr>
-      </w:pPr>
-      <w:r>
-        <w:rPr>
-          <w:i/>
-          <w:sz w:val="32"/>
-          <w:lang w:val="en-US"/>
-        </w:rPr>
-        <w:t xml:space="preserve">//old </w:t>
-      </w:r>
-      <w:proofErr w:type="spellStart"/>
-      <w:r>
-        <w:rPr>
-          <w:i/>
-          <w:sz w:val="32"/>
-          <w:lang w:val="en-US"/>
-        </w:rPr>
-        <w:t>old</w:t>
-      </w:r>
-      <w:proofErr w:type="spellEnd"/>
-      <w:r>
-        <w:rPr>
-          <w:i/>
-          <w:sz w:val="32"/>
-          <w:lang w:val="en-US"/>
-        </w:rPr>
-        <w:t xml:space="preserve"> </w:t>
-      </w:r>
-      <w:proofErr w:type="spellStart"/>
-      <w:r>
-        <w:rPr>
-          <w:i/>
-          <w:sz w:val="32"/>
-          <w:lang w:val="en-US"/>
-        </w:rPr>
-        <w:t>old</w:t>
-      </w:r>
-      <w:proofErr w:type="spellEnd"/>
-      <w:r>
-        <w:rPr>
-          <w:i/>
-          <w:sz w:val="32"/>
-          <w:lang w:val="en-US"/>
-        </w:rPr>
-        <w:t xml:space="preserve"> </w:t>
-      </w:r>
-      <w:proofErr w:type="spellStart"/>
-      <w:r>
-        <w:rPr>
-          <w:i/>
-          <w:sz w:val="32"/>
-          <w:lang w:val="en-US"/>
-        </w:rPr>
-        <w:t>old</w:t>
-      </w:r>
-      <w:proofErr w:type="spellEnd"/>
-    </w:p>
-    <w:p>
-      <w:pPr>
-        <w:suppressAutoHyphens/>
-        <w:spacing w:line="240" w:lineRule="auto"/>
-        <w:jc w:val="left"/>
-        <w:rPr>
-          <w:i/>
-          <w:sz w:val="32"/>
-          <w:lang w:val="en-US"/>
-        </w:rPr>
-      </w:pPr>
-      <w:r>
-        <w:rPr>
-          <w:i/>
-          <w:sz w:val="32"/>
-          <w:lang w:val="en-US"/>
-        </w:rPr>
-        <w:t>/*</w:t>
-      </w:r>
-    </w:p>
-    <w:p>
-      <w:pPr>
-        <w:suppressAutoHyphens/>
-        <w:spacing w:line="240" w:lineRule="auto"/>
-        <w:jc w:val="left"/>
-        <w:rPr>
-          <w:i/>
-          <w:sz w:val="32"/>
-          <w:lang w:val="en-US"/>
-        </w:rPr>
-      </w:pPr>
-      <w:r>
-        <w:rPr>
-          <w:i/>
-          <w:sz w:val="32"/>
-          <w:lang w:val="en-US"/>
-        </w:rPr>
-        <w:t xml:space="preserve">  while (</w:t>
-      </w:r>
-      <w:proofErr w:type="spellStart"/>
-      <w:r>
-        <w:rPr>
-          <w:i/>
-          <w:sz w:val="32"/>
-          <w:lang w:val="en-US"/>
-        </w:rPr>
-        <w:t>timer_elapsed</w:t>
-      </w:r>
-      <w:proofErr w:type="spellEnd"/>
-      <w:r>
-        <w:rPr>
-          <w:i/>
-          <w:sz w:val="32"/>
-          <w:lang w:val="en-US"/>
-        </w:rPr>
-        <w:t xml:space="preserve"> (start) &lt; ticks) {</w:t>
-      </w:r>
-    </w:p>
-    <w:p>
-      <w:pPr>
-        <w:suppressAutoHyphens/>
-        <w:spacing w:line="240" w:lineRule="auto"/>
-        <w:jc w:val="left"/>
-        <w:rPr>
-          <w:i/>
-          <w:sz w:val="32"/>
-          <w:lang w:val="en-US"/>
-        </w:rPr>
-      </w:pPr>
-      <w:r>
-        <w:rPr>
-          <w:i/>
-          <w:sz w:val="32"/>
-          <w:lang w:val="en-US"/>
-        </w:rPr>
-        <w:t xml:space="preserve">   //printf("thread# %s, ticks %d   ",cur-&gt;name, </w:t>
-      </w:r>
-      <w:proofErr w:type="spellStart"/>
-      <w:r>
-        <w:rPr>
-          <w:i/>
-          <w:sz w:val="32"/>
-          <w:lang w:val="en-US"/>
-        </w:rPr>
-        <w:t>timer_elapsed</w:t>
-      </w:r>
-      <w:proofErr w:type="spellEnd"/>
-      <w:r>
-        <w:rPr>
-          <w:i/>
-          <w:sz w:val="32"/>
-          <w:lang w:val="en-US"/>
-        </w:rPr>
-        <w:t>(start));</w:t>
-      </w:r>
-    </w:p>
-    <w:p>
-      <w:pPr>
-        <w:suppressAutoHyphens/>
-        <w:spacing w:line="240" w:lineRule="auto"/>
-        <w:jc w:val="left"/>
-        <w:rPr>
-          <w:i/>
-          <w:sz w:val="32"/>
-          <w:lang w:val="en-US"/>
-        </w:rPr>
-      </w:pPr>
-      <w:r>
-        <w:rPr>
-          <w:i/>
-          <w:sz w:val="32"/>
-          <w:lang w:val="en-US"/>
-        </w:rPr>
-        <w:t xml:space="preserve">    </w:t>
-      </w:r>
-      <w:proofErr w:type="spellStart"/>
-      <w:r>
-        <w:rPr>
-          <w:i/>
-          <w:sz w:val="32"/>
-          <w:lang w:val="en-US"/>
-        </w:rPr>
-        <w:t>thread_yield</w:t>
-      </w:r>
-      <w:proofErr w:type="spellEnd"/>
-      <w:r>
-        <w:rPr>
-          <w:i/>
-          <w:sz w:val="32"/>
-          <w:lang w:val="en-US"/>
-        </w:rPr>
-        <w:t xml:space="preserve"> ();//- ne </w:t>
-      </w:r>
-      <w:proofErr w:type="spellStart"/>
-      <w:r>
-        <w:rPr>
-          <w:i/>
-          <w:sz w:val="32"/>
-          <w:lang w:val="en-US"/>
-        </w:rPr>
-        <w:t>nado</w:t>
-      </w:r>
-      <w:proofErr w:type="spellEnd"/>
-    </w:p>
-    <w:p>
-      <w:pPr>
-        <w:suppressAutoHyphens/>
-        <w:spacing w:line="240" w:lineRule="auto"/>
-        <w:jc w:val="left"/>
-        <w:rPr>
-          <w:i/>
-          <w:sz w:val="32"/>
-          <w:lang w:val="en-US"/>
-        </w:rPr>
-      </w:pPr>
-      <w:r>
-        <w:rPr>
-          <w:i/>
-          <w:sz w:val="32"/>
-          <w:lang w:val="en-US"/>
-        </w:rPr>
-        <w:t xml:space="preserve">    </w:t>
-      </w:r>
-      <w:r>
-        <w:rPr>
-          <w:i/>
-          <w:sz w:val="32"/>
-          <w:lang w:val="en-US"/>
-        </w:rPr>
-        <w:t>//</w:t>
-      </w:r>
-      <w:proofErr w:type="spellStart"/>
-      <w:r>
-        <w:rPr>
-          <w:i/>
-          <w:sz w:val="32"/>
-          <w:lang w:val="en-US"/>
-        </w:rPr>
-        <w:t>printf</w:t>
-      </w:r>
-      <w:proofErr w:type="spellEnd"/>
-      <w:r>
-        <w:rPr>
-          <w:i/>
-          <w:sz w:val="32"/>
-          <w:lang w:val="en-US"/>
-        </w:rPr>
-        <w:t>("%d p[mm-1]\</w:t>
-      </w:r>
-      <w:proofErr w:type="spellStart"/>
-      <w:r>
-        <w:rPr>
-          <w:i/>
-          <w:sz w:val="32"/>
-          <w:lang w:val="en-US"/>
-        </w:rPr>
-        <w:t>n",p</w:t>
-      </w:r>
-      <w:proofErr w:type="spellEnd"/>
-      <w:r>
-        <w:rPr>
-          <w:i/>
-          <w:sz w:val="32"/>
-          <w:lang w:val="en-US"/>
-        </w:rPr>
-        <w:t>[mm-1]-&gt;ticks);</w:t>
-      </w:r>
-    </w:p>
-    <w:p>
-      <w:pPr>
-        <w:suppressAutoHyphens/>
-        <w:spacing w:line="240" w:lineRule="auto"/>
-        <w:jc w:val="left"/>
-        <w:rPr>
-          <w:i/>
-          <w:sz w:val="32"/>
-          <w:lang w:val="en-US"/>
-        </w:rPr>
-      </w:pPr>
-      <w:r>
-        <w:rPr>
-          <w:i/>
-          <w:sz w:val="32"/>
-          <w:lang w:val="en-US"/>
-        </w:rPr>
-        <w:t xml:space="preserve">  //</w:t>
-      </w:r>
-      <w:proofErr w:type="spellStart"/>
-      <w:r>
-        <w:rPr>
-          <w:i/>
-          <w:sz w:val="32"/>
-          <w:lang w:val="en-US"/>
-        </w:rPr>
-        <w:t>debug_backtrace_all</w:t>
-      </w:r>
-      <w:proofErr w:type="spellEnd"/>
-      <w:r>
-        <w:rPr>
-          <w:i/>
-          <w:sz w:val="32"/>
-          <w:lang w:val="en-US"/>
-        </w:rPr>
-        <w:t>();</w:t>
-      </w:r>
-    </w:p>
-    <w:p>
-      <w:pPr>
-        <w:suppressAutoHyphens/>
-        <w:spacing w:line="240" w:lineRule="auto"/>
-        <w:jc w:val="left"/>
-        <w:rPr>
-          <w:i/>
-          <w:sz w:val="32"/>
-          <w:lang w:val="en-US"/>
-        </w:rPr>
-      </w:pPr>
-      <w:r>
-        <w:rPr>
-          <w:i/>
-          <w:sz w:val="32"/>
-          <w:lang w:val="en-US"/>
-        </w:rPr>
-        <w:t xml:space="preserve">    } </w:t>
-      </w:r>
-    </w:p>
-    <w:p>
-      <w:pPr>
-        <w:suppressAutoHyphens/>
-        <w:spacing w:line="240" w:lineRule="auto"/>
-        <w:jc w:val="left"/>
-        <w:rPr>
-          <w:i/>
-          <w:sz w:val="32"/>
-          <w:lang w:val="en-US"/>
-        </w:rPr>
-      </w:pPr>
-      <w:r>
-        <w:rPr>
-          <w:i/>
-          <w:sz w:val="32"/>
-          <w:lang w:val="en-US"/>
-        </w:rPr>
-        <w:t xml:space="preserve">  */  </w:t>
-      </w:r>
-    </w:p>
-    <w:p>
-      <w:pPr>
-        <w:suppressAutoHyphens/>
-        <w:spacing w:line="240" w:lineRule="auto"/>
-        <w:jc w:val="left"/>
-        <w:rPr>
-          <w:i/>
-          <w:sz w:val="32"/>
-          <w:lang w:val="en-US"/>
-        </w:rPr>
-      </w:pPr>
-      <w:r>
-        <w:rPr>
-          <w:i/>
-          <w:sz w:val="32"/>
-          <w:lang w:val="en-US"/>
-        </w:rPr>
-        <w:t>}</w:t>
-      </w:r>
-    </w:p>
-    <w:p>
-      <w:pPr>
-        <w:suppressAutoHyphens/>
-        <w:spacing w:line="240" w:lineRule="auto"/>
-        <w:jc w:val="left"/>
-        <w:rPr>
-          <w:i/>
-          <w:sz w:val="32"/>
-          <w:lang w:val="en-US"/>
-        </w:rPr>
-      </w:pPr>
-    </w:p>
-    <w:p>
-      <w:pPr>
-        <w:suppressAutoHyphens/>
-        <w:spacing w:line="240" w:lineRule="auto"/>
-        <w:jc w:val="left"/>
-        <w:rPr>
-          <w:sz w:val="32"/>
-          <w:lang w:val="en-US"/>
-        </w:rPr>
-      </w:pPr>
-      <w:r>
-        <w:rPr>
-          <w:sz w:val="32"/>
-          <w:lang w:val="en-US"/>
-        </w:rPr>
-        <w:t>3)</w:t>
-      </w:r>
-      <w:r>
-        <w:rPr>
-          <w:sz w:val="32"/>
-        </w:rPr>
-        <w:t>Измененный</w:t>
-      </w:r>
-      <w:r>
-        <w:rPr>
-          <w:sz w:val="32"/>
-          <w:lang w:val="en-US"/>
-        </w:rPr>
-        <w:t xml:space="preserve"> </w:t>
-      </w:r>
-      <w:proofErr w:type="spellStart"/>
-      <w:r>
-        <w:rPr>
-          <w:sz w:val="32"/>
-          <w:lang w:val="en-US"/>
-        </w:rPr>
-        <w:t>timer_interrupt</w:t>
-      </w:r>
-      <w:proofErr w:type="spellEnd"/>
-    </w:p>
-    <w:p>
-      <w:pPr>
-        <w:suppressAutoHyphens/>
-        <w:spacing w:line="240" w:lineRule="auto"/>
-        <w:jc w:val="left"/>
-        <w:rPr>
-          <w:sz w:val="32"/>
-          <w:lang w:val="en-US"/>
-        </w:rPr>
-      </w:pPr>
-    </w:p>
-    <w:p>
-      <w:pPr>
-        <w:suppressAutoHyphens/>
-        <w:spacing w:line="240" w:lineRule="auto"/>
-        <w:jc w:val="left"/>
-        <w:rPr>
-          <w:i/>
-          <w:sz w:val="32"/>
-          <w:lang w:val="en-US"/>
-        </w:rPr>
-      </w:pPr>
-      <w:r>
-        <w:rPr>
-          <w:i/>
-          <w:sz w:val="32"/>
-          <w:lang w:val="en-US"/>
-        </w:rPr>
-        <w:t>static void</w:t>
-      </w:r>
-    </w:p>
-    <w:p>
-      <w:pPr>
-        <w:suppressAutoHyphens/>
-        <w:spacing w:line="240" w:lineRule="auto"/>
-        <w:jc w:val="left"/>
-        <w:rPr>
-          <w:i/>
-          <w:sz w:val="32"/>
-          <w:lang w:val="en-US"/>
-        </w:rPr>
-      </w:pPr>
-      <w:proofErr w:type="spellStart"/>
-      <w:r>
-        <w:rPr>
-          <w:i/>
-          <w:sz w:val="32"/>
-          <w:lang w:val="en-US"/>
-        </w:rPr>
-        <w:t>timer_interrupt</w:t>
-      </w:r>
-      <w:proofErr w:type="spellEnd"/>
-      <w:r>
-        <w:rPr>
-          <w:i/>
-          <w:sz w:val="32"/>
-          <w:lang w:val="en-US"/>
-        </w:rPr>
-        <w:t xml:space="preserve"> (struct </w:t>
-      </w:r>
-      <w:proofErr w:type="spellStart"/>
-      <w:r>
-        <w:rPr>
-          <w:i/>
-          <w:sz w:val="32"/>
-          <w:lang w:val="en-US"/>
-        </w:rPr>
-        <w:t>intr_frame</w:t>
-      </w:r>
-      <w:proofErr w:type="spellEnd"/>
-      <w:r>
-        <w:rPr>
-          <w:i/>
-          <w:sz w:val="32"/>
-          <w:lang w:val="en-US"/>
-        </w:rPr>
-        <w:t xml:space="preserve"> *</w:t>
-      </w:r>
-      <w:proofErr w:type="spellStart"/>
-      <w:r>
-        <w:rPr>
-          <w:i/>
-          <w:sz w:val="32"/>
-          <w:lang w:val="en-US"/>
-        </w:rPr>
-        <w:t>args</w:t>
-      </w:r>
-      <w:proofErr w:type="spellEnd"/>
-      <w:r>
-        <w:rPr>
-          <w:i/>
-          <w:sz w:val="32"/>
-          <w:lang w:val="en-US"/>
-        </w:rPr>
-        <w:t xml:space="preserve"> UNUSED)</w:t>
-      </w:r>
-    </w:p>
-    <w:p>
-      <w:pPr>
-        <w:suppressAutoHyphens/>
-        <w:spacing w:line="240" w:lineRule="auto"/>
-        <w:jc w:val="left"/>
-        <w:rPr>
-          <w:i/>
-          <w:sz w:val="32"/>
-          <w:lang w:val="en-US"/>
-        </w:rPr>
-      </w:pPr>
-      <w:r>
-        <w:rPr>
-          <w:i/>
-          <w:sz w:val="32"/>
-          <w:lang w:val="en-US"/>
-        </w:rPr>
-        <w:t>{</w:t>
-      </w:r>
-    </w:p>
-    <w:p>
-      <w:pPr>
-        <w:suppressAutoHyphens/>
-        <w:spacing w:line="240" w:lineRule="auto"/>
-        <w:jc w:val="left"/>
-        <w:rPr>
-          <w:i/>
-          <w:sz w:val="32"/>
-          <w:lang w:val="en-US"/>
-        </w:rPr>
-      </w:pPr>
-      <w:r>
-        <w:rPr>
-          <w:i/>
-          <w:sz w:val="32"/>
-          <w:lang w:val="en-US"/>
-        </w:rPr>
-        <w:t xml:space="preserve">  ticks++;</w:t>
-      </w:r>
-    </w:p>
-    <w:p>
-      <w:pPr>
-        <w:suppressAutoHyphens/>
-        <w:spacing w:line="240" w:lineRule="auto"/>
-        <w:jc w:val="left"/>
-        <w:rPr>
-          <w:i/>
-          <w:sz w:val="32"/>
-        </w:rPr>
-      </w:pPr>
-      <w:r>
-        <w:rPr>
-          <w:i/>
-          <w:sz w:val="32"/>
-          <w:lang w:val="en-US"/>
-        </w:rPr>
-        <w:t xml:space="preserve">  </w:t>
-      </w:r>
-      <w:proofErr w:type="spellStart"/>
-      <w:r>
-        <w:rPr>
-          <w:i/>
-          <w:sz w:val="32"/>
-          <w:lang w:val="en-US"/>
-        </w:rPr>
-        <w:t>thread_tick</w:t>
-      </w:r>
-      <w:proofErr w:type="spellEnd"/>
-      <w:r>
-        <w:rPr>
-          <w:i/>
-          <w:sz w:val="32"/>
-          <w:lang w:val="en-US"/>
-        </w:rPr>
-        <w:t xml:space="preserve"> ();</w:t>
-      </w:r>
-    </w:p>
-    <w:p>
-      <w:pPr>
-        <w:suppressAutoHyphens/>
-        <w:spacing w:line="240" w:lineRule="auto"/>
-        <w:jc w:val="left"/>
-        <w:rPr>
-          <w:i/>
-          <w:sz w:val="32"/>
-        </w:rPr>
-      </w:pPr>
-      <w:r>
-        <w:rPr>
-          <w:i/>
-          <w:sz w:val="32"/>
-        </w:rPr>
-        <w:t xml:space="preserve">  </w:t>
-      </w:r>
-      <w:r>
-        <w:rPr>
-          <w:i/>
-          <w:sz w:val="32"/>
-          <w:lang w:val="en-US"/>
-        </w:rPr>
-        <w:t>while</w:t>
-      </w:r>
-      <w:r>
-        <w:rPr>
-          <w:i/>
-          <w:sz w:val="32"/>
-        </w:rPr>
-        <w:t>(</w:t>
-      </w:r>
-      <w:r>
-        <w:rPr>
-          <w:i/>
-          <w:sz w:val="32"/>
-          <w:lang w:val="en-US"/>
-        </w:rPr>
-        <w:t>p</w:t>
-      </w:r>
-      <w:r>
-        <w:rPr>
-          <w:i/>
-          <w:sz w:val="32"/>
-        </w:rPr>
-        <w:t>[0]-&gt;</w:t>
-      </w:r>
-      <w:r>
-        <w:rPr>
-          <w:i/>
-          <w:sz w:val="32"/>
-          <w:lang w:val="en-US"/>
-        </w:rPr>
-        <w:t>ticks</w:t>
-      </w:r>
-      <w:r>
-        <w:rPr>
-          <w:i/>
-          <w:sz w:val="32"/>
-        </w:rPr>
-        <w:t>&lt;=</w:t>
-      </w:r>
-      <w:r>
-        <w:rPr>
-          <w:i/>
-          <w:sz w:val="32"/>
-          <w:lang w:val="en-US"/>
-        </w:rPr>
-        <w:t>ticks</w:t>
-      </w:r>
-      <w:r>
-        <w:rPr>
-          <w:i/>
-          <w:sz w:val="32"/>
-        </w:rPr>
-        <w:t xml:space="preserve"> &amp;&amp; </w:t>
-      </w:r>
-      <w:r>
-        <w:rPr>
-          <w:i/>
-          <w:sz w:val="32"/>
-          <w:lang w:val="en-US"/>
-        </w:rPr>
-        <w:t>mm</w:t>
-      </w:r>
-      <w:r>
-        <w:rPr>
-          <w:i/>
-          <w:sz w:val="32"/>
-        </w:rPr>
-        <w:t>&gt;0)</w:t>
-      </w:r>
-      <w:r>
-        <w:rPr>
-          <w:i/>
-          <w:sz w:val="32"/>
-        </w:rPr>
-        <w:t xml:space="preserve"> </w:t>
-      </w:r>
-      <w:r>
-        <w:rPr>
-          <w:i/>
-          <w:sz w:val="32"/>
-          <w:highlight w:val="yellow"/>
-        </w:rPr>
-        <w:t xml:space="preserve">//если прошло нужное время ожидания потока, то он </w:t>
-      </w:r>
-      <w:proofErr w:type="spellStart"/>
-      <w:r>
-        <w:rPr>
-          <w:i/>
-          <w:sz w:val="32"/>
-          <w:highlight w:val="yellow"/>
-        </w:rPr>
-        <w:t>разблокируется</w:t>
-      </w:r>
-      <w:proofErr w:type="spellEnd"/>
-    </w:p>
-    <w:p>
-      <w:pPr>
-        <w:suppressAutoHyphens/>
-        <w:spacing w:line="240" w:lineRule="auto"/>
-        <w:jc w:val="left"/>
-        <w:rPr>
-          <w:i/>
-          <w:sz w:val="32"/>
-          <w:lang w:val="en-US"/>
-        </w:rPr>
-      </w:pPr>
-      <w:r>
-        <w:rPr>
-          <w:i/>
-          <w:sz w:val="32"/>
-        </w:rPr>
-        <w:t xml:space="preserve">  </w:t>
-      </w:r>
-      <w:r>
-        <w:rPr>
-          <w:i/>
-          <w:sz w:val="32"/>
-          <w:lang w:val="en-US"/>
-        </w:rPr>
-        <w:t xml:space="preserve">{    </w:t>
-      </w:r>
-    </w:p>
-    <w:p>
-      <w:pPr>
-        <w:suppressAutoHyphens/>
-        <w:spacing w:line="240" w:lineRule="auto"/>
-        <w:jc w:val="left"/>
-        <w:rPr>
-          <w:i/>
-          <w:sz w:val="32"/>
-          <w:lang w:val="en-US"/>
-        </w:rPr>
-      </w:pPr>
-      <w:r>
-        <w:rPr>
-          <w:i/>
-          <w:sz w:val="32"/>
-          <w:lang w:val="en-US"/>
-        </w:rPr>
-        <w:t xml:space="preserve">    </w:t>
-      </w:r>
-      <w:proofErr w:type="spellStart"/>
-      <w:r>
-        <w:rPr>
-          <w:i/>
-          <w:sz w:val="32"/>
-          <w:lang w:val="en-US"/>
-        </w:rPr>
-        <w:t>thread_unblock</w:t>
-      </w:r>
-      <w:proofErr w:type="spellEnd"/>
-      <w:r>
-        <w:rPr>
-          <w:i/>
-          <w:sz w:val="32"/>
-          <w:lang w:val="en-US"/>
-        </w:rPr>
-        <w:t>(p[0]);</w:t>
-      </w:r>
-    </w:p>
-    <w:p>
-      <w:pPr>
-        <w:suppressAutoHyphens/>
-        <w:spacing w:line="240" w:lineRule="auto"/>
-        <w:jc w:val="left"/>
-        <w:rPr>
-          <w:i/>
-          <w:sz w:val="32"/>
-          <w:lang w:val="en-US"/>
-        </w:rPr>
-      </w:pPr>
-      <w:r>
-        <w:rPr>
-          <w:i/>
-          <w:sz w:val="32"/>
-          <w:lang w:val="en-US"/>
-        </w:rPr>
-        <w:t xml:space="preserve">    int </w:t>
-      </w:r>
-      <w:proofErr w:type="spellStart"/>
-      <w:r>
-        <w:rPr>
-          <w:i/>
-          <w:sz w:val="32"/>
-          <w:lang w:val="en-US"/>
-        </w:rPr>
-        <w:t>i</w:t>
-      </w:r>
-      <w:proofErr w:type="spellEnd"/>
-      <w:r>
-        <w:rPr>
-          <w:i/>
-          <w:sz w:val="32"/>
-          <w:lang w:val="en-US"/>
-        </w:rPr>
-        <w:t>=1;</w:t>
-      </w:r>
-    </w:p>
-    <w:p>
-      <w:pPr>
-        <w:suppressAutoHyphens/>
-        <w:spacing w:line="240" w:lineRule="auto"/>
-        <w:jc w:val="left"/>
-        <w:rPr>
-          <w:i/>
-          <w:sz w:val="32"/>
-          <w:lang w:val="en-US"/>
-        </w:rPr>
-      </w:pPr>
-      <w:r>
-        <w:rPr>
-          <w:i/>
-          <w:sz w:val="32"/>
-          <w:lang w:val="en-US"/>
-        </w:rPr>
-        <w:t xml:space="preserve">    for(</w:t>
-      </w:r>
-      <w:proofErr w:type="spellStart"/>
-      <w:r>
-        <w:rPr>
-          <w:i/>
-          <w:sz w:val="32"/>
-          <w:lang w:val="en-US"/>
-        </w:rPr>
-        <w:t>i;i</w:t>
-      </w:r>
-      <w:proofErr w:type="spellEnd"/>
-      <w:r>
-        <w:rPr>
-          <w:i/>
-          <w:sz w:val="32"/>
-          <w:lang w:val="en-US"/>
-        </w:rPr>
-        <w:t>&lt;</w:t>
-      </w:r>
-      <w:proofErr w:type="spellStart"/>
-      <w:r>
-        <w:rPr>
-          <w:i/>
-          <w:sz w:val="32"/>
-          <w:lang w:val="en-US"/>
-        </w:rPr>
-        <w:t>mm;i</w:t>
-      </w:r>
-      <w:proofErr w:type="spellEnd"/>
-      <w:r>
-        <w:rPr>
-          <w:i/>
-          <w:sz w:val="32"/>
-          <w:lang w:val="en-US"/>
-        </w:rPr>
-        <w:t>++){</w:t>
-      </w:r>
-      <w:r>
-        <w:rPr>
-          <w:i/>
-          <w:sz w:val="32"/>
-          <w:lang w:val="en-US"/>
-        </w:rPr>
-        <w:t xml:space="preserve"> </w:t>
-      </w:r>
-      <w:r>
-        <w:rPr>
-          <w:i/>
-          <w:sz w:val="32"/>
-          <w:lang w:val="en-US"/>
-        </w:rPr>
-        <w:t xml:space="preserve">      p[i-1]=p[</w:t>
-      </w:r>
-      <w:proofErr w:type="spellStart"/>
-      <w:r>
-        <w:rPr>
-          <w:i/>
-          <w:sz w:val="32"/>
-          <w:lang w:val="en-US"/>
-        </w:rPr>
-        <w:t>i</w:t>
-      </w:r>
-      <w:proofErr w:type="spellEnd"/>
-      <w:r>
-        <w:rPr>
-          <w:i/>
-          <w:sz w:val="32"/>
-          <w:lang w:val="en-US"/>
-        </w:rPr>
-        <w:t>];</w:t>
-      </w:r>
-      <w:r>
-        <w:rPr>
-          <w:i/>
-          <w:sz w:val="32"/>
-          <w:lang w:val="en-US"/>
-        </w:rPr>
-        <w:t xml:space="preserve"> </w:t>
-      </w:r>
       <w:r>
         <w:rPr>
           <w:i/>
@@ -8729,63 +7720,27 @@
           <w:sz w:val="32"/>
           <w:lang w:val="en-US"/>
         </w:rPr>
-        <w:t xml:space="preserve">    //</w:t>
-      </w:r>
-      <w:proofErr w:type="spellStart"/>
-      <w:r>
-        <w:rPr>
-          <w:i/>
-          <w:sz w:val="32"/>
-          <w:lang w:val="en-US"/>
-        </w:rPr>
-        <w:t>debug_backtrace_all</w:t>
-      </w:r>
-      <w:proofErr w:type="spellEnd"/>
-      <w:r>
-        <w:rPr>
-          <w:i/>
-          <w:sz w:val="32"/>
-          <w:lang w:val="en-US"/>
-        </w:rPr>
-        <w:t>();</w:t>
-      </w:r>
-    </w:p>
-    <w:p>
-      <w:pPr>
-        <w:suppressAutoHyphens/>
-        <w:spacing w:line="240" w:lineRule="auto"/>
-        <w:jc w:val="left"/>
-        <w:rPr>
-          <w:i/>
-          <w:sz w:val="32"/>
-          <w:lang w:val="en-US"/>
-        </w:rPr>
-      </w:pPr>
-      <w:r>
-        <w:rPr>
-          <w:i/>
-          <w:sz w:val="32"/>
-          <w:lang w:val="en-US"/>
-        </w:rPr>
-        <w:t xml:space="preserve">    //p=(struct thread **)</w:t>
-      </w:r>
-      <w:proofErr w:type="spellStart"/>
-      <w:r>
-        <w:rPr>
-          <w:i/>
-          <w:sz w:val="32"/>
-          <w:lang w:val="en-US"/>
-        </w:rPr>
-        <w:t>realloc</w:t>
-      </w:r>
-      <w:proofErr w:type="spellEnd"/>
-      <w:r>
-        <w:rPr>
-          <w:i/>
-          <w:sz w:val="32"/>
-          <w:lang w:val="en-US"/>
-        </w:rPr>
-        <w:t>(p,(mm)*sizeof(struct thread));</w:t>
+        <w:t xml:space="preserve">    //debug_backtrace_all();</w:t>
+      </w:r>
+    </w:p>
+    <w:p>
+      <w:pPr>
+        <w:suppressAutoHyphens/>
+        <w:spacing w:line="240" w:lineRule="auto"/>
+        <w:jc w:val="left"/>
+        <w:rPr>
+          <w:i/>
+          <w:sz w:val="32"/>
+          <w:lang w:val="en-US"/>
+        </w:rPr>
+      </w:pPr>
+      <w:r>
+        <w:rPr>
+          <w:i/>
+          <w:sz w:val="32"/>
+          <w:lang w:val="en-US"/>
+        </w:rPr>
+        <w:t xml:space="preserve">    //p=(struct thread **)realloc(p,(mm)*sizeof(struct thread));</w:t>
       </w:r>
     </w:p>
     <w:p>
@@ -9133,14 +8088,12 @@
           <w:sz w:val="32"/>
         </w:rPr>
       </w:pPr>
-      <w:proofErr w:type="spellStart"/>
       <w:r>
         <w:rPr>
           <w:sz w:val="32"/>
         </w:rPr>
         <w:t>Доп</w:t>
       </w:r>
-      <w:proofErr w:type="spellEnd"/>
       <w:r>
         <w:rPr>
           <w:sz w:val="32"/>
@@ -9439,14 +8392,12 @@
           <w:sz w:val="32"/>
         </w:rPr>
       </w:pPr>
-      <w:proofErr w:type="spellStart"/>
       <w:r>
         <w:rPr>
           <w:sz w:val="32"/>
         </w:rPr>
         <w:t>Доп</w:t>
       </w:r>
-      <w:proofErr w:type="spellEnd"/>
       <w:r>
         <w:rPr>
           <w:sz w:val="32"/>
@@ -9942,6 +8893,7 @@
     <w:lsdException w:name="HTML Sample" w:semiHidden="1" w:unhideWhenUsed="1"/>
     <w:lsdException w:name="HTML Typewriter" w:semiHidden="1" w:unhideWhenUsed="1"/>
     <w:lsdException w:name="HTML Variable" w:semiHidden="1" w:unhideWhenUsed="1"/>
+    <w:lsdException w:name="Normal Table" w:semiHidden="1" w:unhideWhenUsed="1"/>
     <w:lsdException w:name="annotation subject" w:semiHidden="1" w:unhideWhenUsed="1"/>
     <w:lsdException w:name="No List" w:semiHidden="1" w:unhideWhenUsed="1"/>
     <w:lsdException w:name="Outline List 1" w:semiHidden="1" w:unhideWhenUsed="1"/>
@@ -9984,8 +8936,11 @@
     <w:lsdException w:name="Table Contemporary" w:semiHidden="1" w:unhideWhenUsed="1"/>
     <w:lsdException w:name="Table Elegant" w:semiHidden="1" w:unhideWhenUsed="1"/>
     <w:lsdException w:name="Table Professional" w:semiHidden="1" w:unhideWhenUsed="1"/>
+    <w:lsdException w:name="Table Subtle 1" w:semiHidden="1" w:unhideWhenUsed="1"/>
     <w:lsdException w:name="Table Subtle 2" w:semiHidden="1" w:unhideWhenUsed="1"/>
     <w:lsdException w:name="Table Web 1" w:semiHidden="1" w:unhideWhenUsed="1"/>
+    <w:lsdException w:name="Table Web 2" w:semiHidden="1" w:unhideWhenUsed="1"/>
+    <w:lsdException w:name="Table Web 3" w:semiHidden="1" w:unhideWhenUsed="1"/>
     <w:lsdException w:name="Balloon Text" w:semiHidden="1" w:unhideWhenUsed="1"/>
     <w:lsdException w:name="Table Grid" w:uiPriority="39"/>
     <w:lsdException w:name="Table Theme" w:semiHidden="1" w:unhideWhenUsed="1"/>
